--- a/days/2026-09-03/Guia_Mouse_Lanterna_OpenGL.docx
+++ b/days/2026-09-03/Guia_Mouse_Lanterna_OpenGL.docx
@@ -3778,12 +3778,18 @@
         <w:keepNext/>
       </w:pPr>
       <w:r>
-        <w:t>7. Como o cursor vira um ray 3D</w:t>
+        <w:rPr>
+          <w:b/>
+        </w:rPr>
+        <w:t>7. Como o cursor vira um ray 3D — visão conceitual</w:t>
       </w:r>
     </w:p>
     <w:p>
       <w:r>
         <w:t>Esta é a parte matematicamente mais importante da versão “lanterna real”. O mouse fornece um ponto na tela, mas precisamos reconstruir uma direção no mundo.</w:t>
+      </w:r>
+      <w:r>
+        <w:t xml:space="preserve"> A implementação completa, com o local exato de cada trecho no arquivo, está na seção 18.</w:t>
       </w:r>
     </w:p>
     <w:p>
@@ -5848,6 +5854,2710 @@
         <w:t>O melhor caminho no código atual é não saltar diretamente para o spotlight completo. Primeiro transforme a direção fixa em uniform e confirme que o mouse consegue alterar o vetor usado por Lambert. Depois acrescente world position e um spotlight com direção fixa. Somente na última etapa faça a unprojection do cursor e conecte o ray 3D à direção da lanterna. Essa ordem isola os conceitos e torna cada erro muito mais fácil de localizar.</w:t>
       </w:r>
     </w:p>
+    <w:p>
+      <w:r>
+        <w:br w:type="page"/>
+      </w:r>
+    </w:p>
+    <w:p>
+      <w:pPr>
+        <w:pStyle w:val="Heading1"/>
+        <w:spacing w:before="200" w:after="80"/>
+      </w:pPr>
+      <w:r>
+        <w:t>18. Correção da seção 7 — ray 3D completo e exatamente onde colocar cada trecho</w:t>
+      </w:r>
+    </w:p>
+    <w:p>
+      <w:r>
+        <w:rPr>
+          <w:b/>
+        </w:rPr>
+        <w:t xml:space="preserve">Objetivo desta seção. </w:t>
+      </w:r>
+      <w:r>
+        <w:t>Completar o caminho inteiro do cursor até o spotlight no arquivo C++ enviado. Aqui não fica nenhuma etapa implícita: cada alteração indica o ponto do arquivo em que deve entrar, a razão matemática e como testar antes de avançar.</w:t>
+      </w:r>
+    </w:p>
+    <w:tbl>
+      <w:tblPr>
+        <w:tblStyle w:val="TableGrid"/>
+        <w:tblW w:type="auto" w:w="0"/>
+        <w:jc w:val="center"/>
+        <w:tblLook w:firstColumn="1" w:firstRow="1" w:lastColumn="0" w:lastRow="0" w:noHBand="0" w:noVBand="1" w:val="04A0"/>
+      </w:tblPr>
+      <w:tblGrid>
+        <w:gridCol w:w="9936"/>
+      </w:tblGrid>
+      <w:tr>
+        <w:tc>
+          <w:tcPr>
+            <w:tcW w:type="dxa" w:w="9936"/>
+            <w:shd w:fill="EAF2F8"/>
+          </w:tcPr>
+          <w:p>
+            <w:pPr>
+              <w:spacing w:after="0"/>
+            </w:pPr>
+            <w:r>
+              <w:rPr>
+                <w:b/>
+                <w:color w:val="1F4E79"/>
+              </w:rPr>
+              <w:t xml:space="preserve">Base usada: </w:t>
+            </w:r>
+            <w:r>
+              <w:t>No código original, projection_matrix(aspect) e view_matrix(g_camera) já existem dentro de render_scene(), o fragment shader ainda usa uma direção de luz fixa e WM_MOUSEMOVE contém apenas um TODO para a câmera. A implementação abaixo aproveita exatamente essa estrutura.</w:t>
+            </w:r>
+          </w:p>
+        </w:tc>
+      </w:tr>
+    </w:tbl>
+    <w:p>
+      <w:pPr>
+        <w:spacing w:before="60" w:after="100" w:line="240" w:lineRule="auto"/>
+        <w:ind w:left="259" w:right="115"/>
+        <w:keepLines/>
+        <w:shd w:fill="F3F5F7"/>
+      </w:pPr>
+      <w:r>
+        <w:rPr>
+          <w:rFonts w:ascii="Consolas" w:hAnsi="Consolas"/>
+          <w:sz w:val="16"/>
+        </w:rPr>
+        <w:t>CURSOR 2D (pixels)</w:t>
+        <w:br/>
+        <w:t xml:space="preserve">        |</w:t>
+        <w:br/>
+        <w:t xml:space="preserve">        v</w:t>
+        <w:br/>
+        <w:t>NDC (-1..+1)</w:t>
+        <w:br/>
+        <w:t xml:space="preserve">        | inverse(projection)</w:t>
+        <w:br/>
+        <w:t xml:space="preserve">        v</w:t>
+        <w:br/>
+        <w:t>DIREÇÃO EM VIEW SPACE</w:t>
+        <w:br/>
+        <w:t xml:space="preserve">        | inverse(view)</w:t>
+        <w:br/>
+        <w:t xml:space="preserve">        v</w:t>
+        <w:br/>
+        <w:t>DIREÇÃO EM WORLD SPACE -----------------&gt; u_light_direction</w:t>
+        <w:br/>
+        <w:br/>
+        <w:t>inverse(view) * (0,0,0,1) --------------&gt; u_light_position</w:t>
+      </w:r>
+    </w:p>
+    <w:p>
+      <w:pPr>
+        <w:pStyle w:val="Heading2"/>
+        <w:spacing w:before="120" w:after="80"/>
+      </w:pPr>
+      <w:r>
+        <w:t>18.1 Primeiro: o que é um ray 3D neste caso?</w:t>
+      </w:r>
+    </w:p>
+    <w:p>
+      <w:r>
+        <w:t>Um ray é representado por duas coisas: uma origem e uma direção normalizada.</w:t>
+      </w:r>
+    </w:p>
+    <w:p>
+      <w:pPr>
+        <w:spacing w:before="60" w:after="100" w:line="240" w:lineRule="auto"/>
+        <w:ind w:left="259" w:right="115"/>
+        <w:keepLines/>
+        <w:shd w:fill="F3F5F7"/>
+      </w:pPr>
+      <w:r>
+        <w:rPr>
+          <w:rFonts w:ascii="Consolas" w:hAnsi="Consolas"/>
+          <w:sz w:val="16"/>
+        </w:rPr>
+        <w:t>P(t) = origin + direction * t</w:t>
+        <w:br/>
+        <w:br/>
+        <w:t>origin    = posição da câmera em world space</w:t>
+        <w:br/>
+        <w:t>direction = vetor que sai da câmera e atravessa o pixel do mouse</w:t>
+        <w:br/>
+        <w:t>t &gt;= 0</w:t>
+      </w:r>
+    </w:p>
+    <w:p>
+      <w:r>
+        <w:t xml:space="preserve">A tela fornece apenas X e Y. O Z não vem do mouse; ele é reconstruído desfazendo a projeção perspectiva. É por isso que simplesmente usar </w:t>
+      </w:r>
+      <w:r>
+        <w:rPr>
+          <w:rFonts w:ascii="Consolas" w:hAnsi="Consolas"/>
+        </w:rPr>
+        <w:t>vec3(mouse_x, mouse_y, 1)</w:t>
+      </w:r>
+      <w:r>
+        <w:t xml:space="preserve"> não é um ray 3D correto quando a câmera gira ou a perspectiva muda.</w:t>
+      </w:r>
+    </w:p>
+    <w:p>
+      <w:pPr>
+        <w:pStyle w:val="Heading2"/>
+        <w:spacing w:before="120" w:after="80"/>
+      </w:pPr>
+      <w:r>
+        <w:t>18.2 ALTERAÇÃO A — adicionar &lt;cmath&gt;</w:t>
+      </w:r>
+    </w:p>
+    <w:p>
+      <w:r>
+        <w:t>Onde colocar: no bloco de includes do arquivo, junto de &lt;algorithm&gt;, &lt;chrono&gt;, &lt;cstddef&gt; e &lt;cstdint&gt;.</w:t>
+      </w:r>
+    </w:p>
+    <w:p>
+      <w:pPr>
+        <w:spacing w:before="60" w:after="100" w:line="240" w:lineRule="auto"/>
+        <w:ind w:left="259" w:right="115"/>
+        <w:keepLines/>
+        <w:shd w:fill="F3F5F7"/>
+      </w:pPr>
+      <w:r>
+        <w:rPr>
+          <w:rFonts w:ascii="Consolas" w:hAnsi="Consolas"/>
+          <w:sz w:val="15"/>
+        </w:rPr>
+        <w:t>#include &lt;cmath&gt;</w:t>
+      </w:r>
+    </w:p>
+    <w:p>
+      <w:r>
+        <w:t>Motivo: a inversão usa std::fabs() e a normalização do ray usa std::sqrt(). O std::swap necessário na inversão já está disponível porque &lt;algorithm&gt; já está incluído.</w:t>
+      </w:r>
+    </w:p>
+    <w:p>
+      <w:pPr>
+        <w:pStyle w:val="Heading2"/>
+        <w:spacing w:before="120" w:after="80"/>
+      </w:pPr>
+      <w:r>
+        <w:t>18.3 ALTERAÇÃO B — adicionar os uniforms e estado do mouse nas globais</w:t>
+      </w:r>
+    </w:p>
+    <w:p>
+      <w:r>
+        <w:t>Onde colocar: no mesmo bloco em que já estão g_mvp_uniform, g_model_uniform e g_color_uniform. No arquivo original, esse bloco fica logo antes de get_gl_symbol().</w:t>
+      </w:r>
+    </w:p>
+    <w:p>
+      <w:pPr>
+        <w:spacing w:before="60" w:after="100" w:line="240" w:lineRule="auto"/>
+        <w:ind w:left="259" w:right="115"/>
+        <w:keepLines/>
+        <w:shd w:fill="F3F5F7"/>
+      </w:pPr>
+      <w:r>
+        <w:rPr>
+          <w:rFonts w:ascii="Consolas" w:hAnsi="Consolas"/>
+          <w:sz w:val="15"/>
+        </w:rPr>
+        <w:t>GLint g_light_position_uniform = -1;</w:t>
+        <w:br/>
+        <w:t>GLint g_light_direction_uniform = -1;</w:t>
+        <w:br/>
+        <w:t>GLint g_inner_cutoff_uniform = -1;</w:t>
+        <w:br/>
+        <w:t>GLint g_outer_cutoff_uniform = -1;</w:t>
+        <w:br/>
+        <w:br/>
+        <w:t>float g_mouse_x = 550.0f;</w:t>
+        <w:br/>
+        <w:t>float g_mouse_y = 360.0f;</w:t>
+      </w:r>
+    </w:p>
+    <w:tbl>
+      <w:tblPr>
+        <w:tblStyle w:val="TableGrid"/>
+        <w:tblW w:type="auto" w:w="0"/>
+        <w:jc w:val="center"/>
+        <w:tblLook w:firstColumn="1" w:firstRow="1" w:lastColumn="0" w:lastRow="0" w:noHBand="0" w:noVBand="1" w:val="04A0"/>
+      </w:tblPr>
+      <w:tblGrid>
+        <w:gridCol w:w="9936"/>
+      </w:tblGrid>
+      <w:tr>
+        <w:tc>
+          <w:tcPr>
+            <w:tcW w:type="dxa" w:w="9936"/>
+            <w:shd w:fill="EAF2F8"/>
+          </w:tcPr>
+          <w:p>
+            <w:pPr>
+              <w:spacing w:after="0"/>
+            </w:pPr>
+            <w:r>
+              <w:rPr>
+                <w:b/>
+                <w:color w:val="1F4E79"/>
+              </w:rPr>
+              <w:t xml:space="preserve">Se você já fez a etapa A do guia: </w:t>
+            </w:r>
+            <w:r>
+              <w:t>Não duplique g_light_direction_uniform nem g_mouse_x/g_mouse_y. Mantenha uma única declaração de cada variável e apenas acrescente o que ainda não existir.</w:t>
+            </w:r>
+          </w:p>
+        </w:tc>
+      </w:tr>
+    </w:tbl>
+    <w:p>
+      <w:pPr>
+        <w:pStyle w:val="Heading2"/>
+        <w:spacing w:before="120" w:after="80"/>
+      </w:pPr>
+      <w:r>
+        <w:t>18.4 ALTERAÇÃO C — carregar glUniform1f</w:t>
+      </w:r>
+    </w:p>
+    <w:p>
+      <w:r>
+        <w:t>O spotlight precisa de dois floats para os limites interno e externo do cone. Seu carregador atual possui glUniform3f, mas não glUniform1f.</w:t>
+      </w:r>
+    </w:p>
+    <w:p>
+      <w:r>
+        <w:t>Onde 1: no bloco DECLARE_GL_FUNCTION, imediatamente perto da declaração de glUniform3f:</w:t>
+      </w:r>
+    </w:p>
+    <w:p>
+      <w:pPr>
+        <w:spacing w:before="60" w:after="100" w:line="240" w:lineRule="auto"/>
+        <w:ind w:left="259" w:right="115"/>
+        <w:keepLines/>
+        <w:shd w:fill="F3F5F7"/>
+      </w:pPr>
+      <w:r>
+        <w:rPr>
+          <w:rFonts w:ascii="Consolas" w:hAnsi="Consolas"/>
+          <w:sz w:val="15"/>
+        </w:rPr>
+        <w:t>DECLARE_GL_FUNCTION(void, glUniform1f, (GLint, GLfloat));</w:t>
+      </w:r>
+    </w:p>
+    <w:p>
+      <w:r>
+        <w:t>Onde 2: dentro de load_gl_functions(), junto de LOAD_GL_FUNCTION(glUniform3f):</w:t>
+      </w:r>
+    </w:p>
+    <w:p>
+      <w:pPr>
+        <w:spacing w:before="60" w:after="100" w:line="240" w:lineRule="auto"/>
+        <w:ind w:left="259" w:right="115"/>
+        <w:keepLines/>
+        <w:shd w:fill="F3F5F7"/>
+      </w:pPr>
+      <w:r>
+        <w:rPr>
+          <w:rFonts w:ascii="Consolas" w:hAnsi="Consolas"/>
+          <w:sz w:val="15"/>
+        </w:rPr>
+        <w:t>LOAD_GL_FUNCTION(glUniform1f);</w:t>
+      </w:r>
+    </w:p>
+    <w:p>
+      <w:pPr>
+        <w:pStyle w:val="Heading2"/>
+        <w:spacing w:before="120" w:after="80"/>
+      </w:pPr>
+      <w:r>
+        <w:t>18.5 ALTERAÇÃO D — helpers matemáticos do ray</w:t>
+      </w:r>
+    </w:p>
+    <w:p>
+      <w:r>
+        <w:t>Onde colocar: dentro do namespace anônimo, imediatamente depois de #undef LOAD_GL_FUNCTION e antes de GLuint compile_shader(...). Essa localização é importante: os helpers ficam privados a este arquivo e já estarão declarados quando render_scene() for compilada.</w:t>
+      </w:r>
+    </w:p>
+    <w:tbl>
+      <w:tblPr>
+        <w:tblStyle w:val="TableGrid"/>
+        <w:tblW w:type="auto" w:w="0"/>
+        <w:jc w:val="center"/>
+        <w:tblLook w:firstColumn="1" w:firstRow="1" w:lastColumn="0" w:lastRow="0" w:noHBand="0" w:noVBand="1" w:val="04A0"/>
+      </w:tblPr>
+      <w:tblGrid>
+        <w:gridCol w:w="9936"/>
+      </w:tblGrid>
+      <w:tr>
+        <w:tc>
+          <w:tcPr>
+            <w:tcW w:type="dxa" w:w="9936"/>
+            <w:shd w:fill="EAF2F8"/>
+          </w:tcPr>
+          <w:p>
+            <w:pPr>
+              <w:spacing w:after="0"/>
+            </w:pPr>
+            <w:r>
+              <w:rPr>
+                <w:b/>
+                <w:color w:val="1F4E79"/>
+              </w:rPr>
+              <w:t xml:space="preserve">Convenção usada: </w:t>
+            </w:r>
+            <w:r>
+              <w:t>O helper abaixo interpreta Mat4::m como column-major, porque o código atual envia m.data() para glUniformMatrix4fv com transpose = GL_FALSE. Se engine.hpp usar outra organização interna, somente a função multiply_mat4_vec4 e os índices de invert_mat4 precisam ser adaptados.</w:t>
+            </w:r>
+          </w:p>
+        </w:tc>
+      </w:tr>
+    </w:tbl>
+    <w:p>
+      <w:pPr>
+        <w:spacing w:before="60" w:after="100" w:line="240" w:lineRule="auto"/>
+        <w:ind w:left="259" w:right="115"/>
+        <w:keepLines/>
+        <w:shd w:fill="F3F5F7"/>
+      </w:pPr>
+      <w:r>
+        <w:rPr>
+          <w:rFonts w:ascii="Consolas" w:hAnsi="Consolas"/>
+          <w:sz w:val="14"/>
+        </w:rPr>
+        <w:t>struct Vec4f {</w:t>
+        <w:br/>
+        <w:t xml:space="preserve">    float x;</w:t>
+        <w:br/>
+        <w:t xml:space="preserve">    float y;</w:t>
+        <w:br/>
+        <w:t xml:space="preserve">    float z;</w:t>
+        <w:br/>
+        <w:t xml:space="preserve">    float w;</w:t>
+        <w:br/>
+        <w:t>};</w:t>
+        <w:br/>
+        <w:br/>
+        <w:t>struct MouseRay {</w:t>
+        <w:br/>
+        <w:t xml:space="preserve">    Vec3 origin{};</w:t>
+        <w:br/>
+        <w:t xml:space="preserve">    Vec3 direction{};</w:t>
+        <w:br/>
+        <w:t xml:space="preserve">    bool valid = false;</w:t>
+        <w:br/>
+        <w:t>};</w:t>
+        <w:br/>
+        <w:br/>
+        <w:t>Vec4f multiply_mat4_vec4(const Mat4&amp; matrix, const Vec4f&amp; v) {</w:t>
+        <w:br/>
+        <w:t xml:space="preserve">    return {</w:t>
+        <w:br/>
+        <w:t xml:space="preserve">        matrix.m[0]  * v.x + matrix.m[4]  * v.y +</w:t>
+        <w:br/>
+        <w:t xml:space="preserve">        matrix.m[8]  * v.z + matrix.m[12] * v.w,</w:t>
+        <w:br/>
+        <w:br/>
+        <w:t xml:space="preserve">        matrix.m[1]  * v.x + matrix.m[5]  * v.y +</w:t>
+        <w:br/>
+        <w:t xml:space="preserve">        matrix.m[9]  * v.z + matrix.m[13] * v.w,</w:t>
+        <w:br/>
+        <w:br/>
+        <w:t xml:space="preserve">        matrix.m[2]  * v.x + matrix.m[6]  * v.y +</w:t>
+        <w:br/>
+        <w:t xml:space="preserve">        matrix.m[10] * v.z + matrix.m[14] * v.w,</w:t>
+        <w:br/>
+        <w:br/>
+        <w:t xml:space="preserve">        matrix.m[3]  * v.x + matrix.m[7]  * v.y +</w:t>
+        <w:br/>
+        <w:t xml:space="preserve">        matrix.m[11] * v.z + matrix.m[15] * v.w</w:t>
+        <w:br/>
+        <w:t xml:space="preserve">    };</w:t>
+        <w:br/>
+        <w:t>}</w:t>
+        <w:br/>
+        <w:br/>
+        <w:t>Vec3 normalize_vec3(const Vec3&amp; v) {</w:t>
+        <w:br/>
+        <w:t xml:space="preserve">    const float length_sq =</w:t>
+        <w:br/>
+        <w:t xml:space="preserve">        v.x * v.x + v.y * v.y + v.z * v.z;</w:t>
+        <w:br/>
+        <w:br/>
+        <w:t xml:space="preserve">    if (length_sq &lt;= 1.0e-12f) {</w:t>
+        <w:br/>
+        <w:t xml:space="preserve">        return {0.0f, 0.0f, -1.0f};</w:t>
+        <w:br/>
+        <w:t xml:space="preserve">    }</w:t>
+        <w:br/>
+        <w:br/>
+        <w:t xml:space="preserve">    const float inv_length =</w:t>
+        <w:br/>
+        <w:t xml:space="preserve">        1.0f / std::sqrt(length_sq);</w:t>
+        <w:br/>
+        <w:br/>
+        <w:t xml:space="preserve">    return {</w:t>
+        <w:br/>
+        <w:t xml:space="preserve">        v.x * inv_length,</w:t>
+        <w:br/>
+        <w:t xml:space="preserve">        v.y * inv_length,</w:t>
+        <w:br/>
+        <w:t xml:space="preserve">        v.z * inv_length</w:t>
+        <w:br/>
+        <w:t xml:space="preserve">    };</w:t>
+        <w:br/>
+        <w:t>}</w:t>
+        <w:br/>
+        <w:br/>
+        <w:t>bool invert_mat4(const Mat4&amp; input, Mat4&amp; output) {</w:t>
+        <w:br/>
+        <w:t xml:space="preserve">    // Gauss-Jordan aplicado a [M | I].</w:t>
+        <w:br/>
+        <w:t xml:space="preserve">    float a[4][8]{};</w:t>
+        <w:br/>
+        <w:br/>
+        <w:t xml:space="preserve">    // Mat4::m -&gt; matriz convencional [row][col].</w:t>
+        <w:br/>
+        <w:t xml:space="preserve">    for (int row = 0; row &lt; 4; ++row) {</w:t>
+        <w:br/>
+        <w:t xml:space="preserve">        for (int col = 0; col &lt; 4; ++col) {</w:t>
+        <w:br/>
+        <w:t xml:space="preserve">            a[row][col] = input.m[col * 4 + row];</w:t>
+        <w:br/>
+        <w:t xml:space="preserve">            a[row][4 + col] =</w:t>
+        <w:br/>
+        <w:t xml:space="preserve">                (row == col) ? 1.0f : 0.0f;</w:t>
+        <w:br/>
+        <w:t xml:space="preserve">        }</w:t>
+        <w:br/>
+        <w:t xml:space="preserve">    }</w:t>
+        <w:br/>
+        <w:br/>
+        <w:t xml:space="preserve">    for (int col = 0; col &lt; 4; ++col) {</w:t>
+        <w:br/>
+        <w:t xml:space="preserve">        int pivot_row = col;</w:t>
+        <w:br/>
+        <w:t xml:space="preserve">        float pivot_abs = std::fabs(a[pivot_row][col]);</w:t>
+        <w:br/>
+        <w:br/>
+        <w:t xml:space="preserve">        for (int row = col + 1; row &lt; 4; ++row) {</w:t>
+        <w:br/>
+        <w:t xml:space="preserve">            const float candidate =</w:t>
+        <w:br/>
+        <w:t xml:space="preserve">                std::fabs(a[row][col]);</w:t>
+        <w:br/>
+        <w:br/>
+        <w:t xml:space="preserve">            if (candidate &gt; pivot_abs) {</w:t>
+        <w:br/>
+        <w:t xml:space="preserve">                pivot_abs = candidate;</w:t>
+        <w:br/>
+        <w:t xml:space="preserve">                pivot_row = row;</w:t>
+        <w:br/>
+        <w:t xml:space="preserve">            }</w:t>
+        <w:br/>
+        <w:t xml:space="preserve">        }</w:t>
+        <w:br/>
+        <w:br/>
+        <w:t xml:space="preserve">        if (pivot_abs &lt;= 1.0e-8f) {</w:t>
+        <w:br/>
+        <w:t xml:space="preserve">            return false;</w:t>
+        <w:br/>
+        <w:t xml:space="preserve">        }</w:t>
+        <w:br/>
+        <w:br/>
+        <w:t xml:space="preserve">        if (pivot_row != col) {</w:t>
+        <w:br/>
+        <w:t xml:space="preserve">            for (int k = 0; k &lt; 8; ++k) {</w:t>
+        <w:br/>
+        <w:t xml:space="preserve">                std::swap(a[col][k], a[pivot_row][k]);</w:t>
+        <w:br/>
+        <w:t xml:space="preserve">            }</w:t>
+        <w:br/>
+        <w:t xml:space="preserve">        }</w:t>
+        <w:br/>
+        <w:br/>
+        <w:t xml:space="preserve">        const float pivot = a[col][col];</w:t>
+        <w:br/>
+        <w:t xml:space="preserve">        for (int k = 0; k &lt; 8; ++k) {</w:t>
+        <w:br/>
+        <w:t xml:space="preserve">            a[col][k] /= pivot;</w:t>
+        <w:br/>
+        <w:t xml:space="preserve">        }</w:t>
+        <w:br/>
+        <w:br/>
+        <w:t xml:space="preserve">        for (int row = 0; row &lt; 4; ++row) {</w:t>
+        <w:br/>
+        <w:t xml:space="preserve">            if (row == col) {</w:t>
+        <w:br/>
+        <w:t xml:space="preserve">                continue;</w:t>
+        <w:br/>
+        <w:t xml:space="preserve">            }</w:t>
+        <w:br/>
+        <w:br/>
+        <w:t xml:space="preserve">            const float factor = a[row][col];</w:t>
+        <w:br/>
+        <w:t xml:space="preserve">            for (int k = 0; k &lt; 8; ++k) {</w:t>
+        <w:br/>
+        <w:t xml:space="preserve">                a[row][k] -= factor * a[col][k];</w:t>
+        <w:br/>
+        <w:t xml:space="preserve">            }</w:t>
+        <w:br/>
+        <w:t xml:space="preserve">        }</w:t>
+        <w:br/>
+        <w:t xml:space="preserve">    }</w:t>
+        <w:br/>
+        <w:br/>
+        <w:t xml:space="preserve">    // Parte direita da matriz aumentada -&gt; output.</w:t>
+        <w:br/>
+        <w:t xml:space="preserve">    for (int row = 0; row &lt; 4; ++row) {</w:t>
+        <w:br/>
+        <w:t xml:space="preserve">        for (int col = 0; col &lt; 4; ++col) {</w:t>
+        <w:br/>
+        <w:t xml:space="preserve">            output.m[col * 4 + row] =</w:t>
+        <w:br/>
+        <w:t xml:space="preserve">                a[row][4 + col];</w:t>
+        <w:br/>
+        <w:t xml:space="preserve">        }</w:t>
+        <w:br/>
+        <w:t xml:space="preserve">    }</w:t>
+        <w:br/>
+        <w:br/>
+        <w:t xml:space="preserve">    return true;</w:t>
+        <w:br/>
+        <w:t>}</w:t>
+      </w:r>
+    </w:p>
+    <w:p>
+      <w:pPr>
+        <w:pStyle w:val="Heading2"/>
+        <w:spacing w:before="120" w:after="80"/>
+      </w:pPr>
+      <w:r>
+        <w:t>18.6 Teoria da inversa: por que ela é necessária?</w:t>
+      </w:r>
+    </w:p>
+    <w:p>
+      <w:r>
+        <w:t>O pipeline normal vai para frente:</w:t>
+      </w:r>
+    </w:p>
+    <w:p>
+      <w:pPr>
+        <w:spacing w:before="60" w:after="100" w:line="240" w:lineRule="auto"/>
+        <w:ind w:left="259" w:right="115"/>
+        <w:keepLines/>
+        <w:shd w:fill="F3F5F7"/>
+      </w:pPr>
+      <w:r>
+        <w:rPr>
+          <w:rFonts w:ascii="Consolas" w:hAnsi="Consolas"/>
+          <w:sz w:val="15"/>
+        </w:rPr>
+        <w:t>world -&gt; view -&gt; projection -&gt; clip/NDC -&gt; screen</w:t>
+      </w:r>
+    </w:p>
+    <w:p>
+      <w:r>
+        <w:t>Para descobrir qual direção 3D corresponde ao mouse, fazemos o caminho inverso:</w:t>
+      </w:r>
+    </w:p>
+    <w:p>
+      <w:pPr>
+        <w:spacing w:before="60" w:after="100" w:line="240" w:lineRule="auto"/>
+        <w:ind w:left="259" w:right="115"/>
+        <w:keepLines/>
+        <w:shd w:fill="F3F5F7"/>
+      </w:pPr>
+      <w:r>
+        <w:rPr>
+          <w:rFonts w:ascii="Consolas" w:hAnsi="Consolas"/>
+          <w:sz w:val="15"/>
+        </w:rPr>
+        <w:t>screen -&gt; NDC -&gt; inverse(projection) -&gt; view -&gt; inverse(view) -&gt; world</w:t>
+      </w:r>
+    </w:p>
+    <w:p>
+      <w:r>
+        <w:t>A função invert_mat4() não é uma etapa específica de iluminação. Ela é uma ferramenta de álgebra linear para desfazer transformações. O mesmo mecanismo será útil depois para picking, seleção de objetos e ray casting.</w:t>
+      </w:r>
+    </w:p>
+    <w:p>
+      <w:pPr>
+        <w:pStyle w:val="Heading2"/>
+        <w:spacing w:before="120" w:after="80"/>
+      </w:pPr>
+      <w:r>
+        <w:t>18.7 ALTERAÇÃO E — função build_mouse_ray() completa</w:t>
+      </w:r>
+    </w:p>
+    <w:p>
+      <w:r>
+        <w:t>Onde colocar: imediatamente depois de invert_mat4(...) e ainda antes de compile_shader(...). Esta é a função que realmente transforma o cursor em um ray 3D.</w:t>
+      </w:r>
+    </w:p>
+    <w:p>
+      <w:pPr>
+        <w:spacing w:before="60" w:after="100" w:line="240" w:lineRule="auto"/>
+        <w:ind w:left="259" w:right="115"/>
+        <w:keepLines/>
+        <w:shd w:fill="F3F5F7"/>
+      </w:pPr>
+      <w:r>
+        <w:rPr>
+          <w:rFonts w:ascii="Consolas" w:hAnsi="Consolas"/>
+          <w:sz w:val="13"/>
+        </w:rPr>
+        <w:t>MouseRay build_mouse_ray(</w:t>
+        <w:br/>
+        <w:t xml:space="preserve">    float mouse_x,</w:t>
+        <w:br/>
+        <w:t xml:space="preserve">    float mouse_y,</w:t>
+        <w:br/>
+        <w:t xml:space="preserve">    int width,</w:t>
+        <w:br/>
+        <w:t xml:space="preserve">    int height,</w:t>
+        <w:br/>
+        <w:t xml:space="preserve">    const Mat4&amp; projection,</w:t>
+        <w:br/>
+        <w:t xml:space="preserve">    const Mat4&amp; view) {</w:t>
+        <w:br/>
+        <w:br/>
+        <w:t xml:space="preserve">    MouseRay result{};</w:t>
+        <w:br/>
+        <w:br/>
+        <w:t xml:space="preserve">    const float safe_width =</w:t>
+        <w:br/>
+        <w:t xml:space="preserve">        static_cast&lt;float&gt;(std::max(1, width));</w:t>
+        <w:br/>
+        <w:t xml:space="preserve">    const float safe_height =</w:t>
+        <w:br/>
+        <w:t xml:space="preserve">        static_cast&lt;float&gt;(std::max(1, height));</w:t>
+        <w:br/>
+        <w:br/>
+        <w:t xml:space="preserve">    // PASSO 1: pixels -&gt; NDC.</w:t>
+        <w:br/>
+        <w:t xml:space="preserve">    const float ndc_x =</w:t>
+        <w:br/>
+        <w:t xml:space="preserve">        (2.0f * mouse_x / safe_width) - 1.0f;</w:t>
+        <w:br/>
+        <w:br/>
+        <w:t xml:space="preserve">    // Windows: Y cresce para baixo.</w:t>
+        <w:br/>
+        <w:t xml:space="preserve">    // NDC: Y cresce para cima.</w:t>
+        <w:br/>
+        <w:t xml:space="preserve">    const float ndc_y =</w:t>
+        <w:br/>
+        <w:t xml:space="preserve">        1.0f - (2.0f * mouse_y / safe_height);</w:t>
+        <w:br/>
+        <w:br/>
+        <w:t xml:space="preserve">    Mat4 inverse_projection{};</w:t>
+        <w:br/>
+        <w:t xml:space="preserve">    Mat4 inverse_view{};</w:t>
+        <w:br/>
+        <w:br/>
+        <w:t xml:space="preserve">    if (!invert_mat4(projection, inverse_projection) ||</w:t>
+        <w:br/>
+        <w:t xml:space="preserve">        !invert_mat4(view, inverse_view)) {</w:t>
+        <w:br/>
+        <w:t xml:space="preserve">        return result;</w:t>
+        <w:br/>
+        <w:t xml:space="preserve">    }</w:t>
+        <w:br/>
+        <w:br/>
+        <w:t xml:space="preserve">    // PASSO 2: ponto correspondente ao cursor em clip space.</w:t>
+        <w:br/>
+        <w:t xml:space="preserve">    const Vec4f ray_clip{</w:t>
+        <w:br/>
+        <w:t xml:space="preserve">        ndc_x,</w:t>
+        <w:br/>
+        <w:t xml:space="preserve">        ndc_y,</w:t>
+        <w:br/>
+        <w:t xml:space="preserve">        -1.0f,</w:t>
+        <w:br/>
+        <w:t xml:space="preserve">        1.0f</w:t>
+        <w:br/>
+        <w:t xml:space="preserve">    };</w:t>
+        <w:br/>
+        <w:br/>
+        <w:t xml:space="preserve">    // PASSO 3: desfaz a projeção.</w:t>
+        <w:br/>
+        <w:t xml:space="preserve">    Vec4f ray_eye = multiply_mat4_vec4(</w:t>
+        <w:br/>
+        <w:t xml:space="preserve">        inverse_projection,</w:t>
+        <w:br/>
+        <w:t xml:space="preserve">        ray_clip);</w:t>
+        <w:br/>
+        <w:br/>
+        <w:t xml:space="preserve">    // Queremos uma DIREÇÃO, não uma posição.</w:t>
+        <w:br/>
+        <w:t xml:space="preserve">    // w = 0 significa vetor/direção em coordenadas homogêneas.</w:t>
+        <w:br/>
+        <w:t xml:space="preserve">    ray_eye.z = -1.0f;</w:t>
+        <w:br/>
+        <w:t xml:space="preserve">    ray_eye.w = 0.0f;</w:t>
+        <w:br/>
+        <w:br/>
+        <w:t xml:space="preserve">    // PASSO 4: direção do view space para world space.</w:t>
+        <w:br/>
+        <w:t xml:space="preserve">    const Vec4f ray_world4 = multiply_mat4_vec4(</w:t>
+        <w:br/>
+        <w:t xml:space="preserve">        inverse_view,</w:t>
+        <w:br/>
+        <w:t xml:space="preserve">        ray_eye);</w:t>
+        <w:br/>
+        <w:br/>
+        <w:t xml:space="preserve">    result.direction = normalize_vec3({</w:t>
+        <w:br/>
+        <w:t xml:space="preserve">        ray_world4.x,</w:t>
+        <w:br/>
+        <w:t xml:space="preserve">        ray_world4.y,</w:t>
+        <w:br/>
+        <w:t xml:space="preserve">        ray_world4.z</w:t>
+        <w:br/>
+        <w:t xml:space="preserve">    });</w:t>
+        <w:br/>
+        <w:br/>
+        <w:t xml:space="preserve">    // PASSO 5: origem do ray = câmera.</w:t>
+        <w:br/>
+        <w:t xml:space="preserve">    // Em view space a câmera está em (0,0,0,1).</w:t>
+        <w:br/>
+        <w:t xml:space="preserve">    Vec4f camera_world = multiply_mat4_vec4(</w:t>
+        <w:br/>
+        <w:t xml:space="preserve">        inverse_view,</w:t>
+        <w:br/>
+        <w:t xml:space="preserve">        {0.0f, 0.0f, 0.0f, 1.0f});</w:t>
+        <w:br/>
+        <w:br/>
+        <w:t xml:space="preserve">    if (std::fabs(camera_world.w) &gt; 1.0e-8f) {</w:t>
+        <w:br/>
+        <w:t xml:space="preserve">        camera_world.x /= camera_world.w;</w:t>
+        <w:br/>
+        <w:t xml:space="preserve">        camera_world.y /= camera_world.w;</w:t>
+        <w:br/>
+        <w:t xml:space="preserve">        camera_world.z /= camera_world.w;</w:t>
+        <w:br/>
+        <w:t xml:space="preserve">    }</w:t>
+        <w:br/>
+        <w:br/>
+        <w:t xml:space="preserve">    result.origin = {</w:t>
+        <w:br/>
+        <w:t xml:space="preserve">        camera_world.x,</w:t>
+        <w:br/>
+        <w:t xml:space="preserve">        camera_world.y,</w:t>
+        <w:br/>
+        <w:t xml:space="preserve">        camera_world.z</w:t>
+        <w:br/>
+        <w:t xml:space="preserve">    };</w:t>
+        <w:br/>
+        <w:br/>
+        <w:t xml:space="preserve">    result.valid = true;</w:t>
+        <w:br/>
+        <w:t xml:space="preserve">    return result;</w:t>
+        <w:br/>
+        <w:t>}</w:t>
+      </w:r>
+    </w:p>
+    <w:p>
+      <w:pPr>
+        <w:pStyle w:val="Heading2"/>
+        <w:spacing w:before="120" w:after="80"/>
+      </w:pPr>
+      <w:r>
+        <w:t>18.8 Passo a passo matemático de build_mouse_ray()</w:t>
+      </w:r>
+    </w:p>
+    <w:p>
+      <w:pPr>
+        <w:spacing w:after="40"/>
+        <w:ind w:left="0" w:firstLine="0"/>
+      </w:pPr>
+      <w:r>
+        <w:rPr>
+          <w:b/>
+        </w:rPr>
+        <w:t xml:space="preserve">1. Pixels -&gt; NDC — </w:t>
+      </w:r>
+      <w:r>
+        <w:t>O mouse chega como 0..width e 0..height. NDC usa aproximadamente -1..+1. A fórmula também inverte Y porque Win32 cresce para baixo e OpenGL para cima.</w:t>
+      </w:r>
+    </w:p>
+    <w:p>
+      <w:pPr>
+        <w:spacing w:after="40"/>
+        <w:ind w:left="0" w:firstLine="0"/>
+      </w:pPr>
+      <w:r>
+        <w:rPr>
+          <w:b/>
+        </w:rPr>
+        <w:t xml:space="preserve">2. ray_clip — </w:t>
+      </w:r>
+      <w:r>
+        <w:t>Criamos um ponto no plano próximo da câmera em clip space, exatamente no X/Y apontado pelo cursor.</w:t>
+      </w:r>
+    </w:p>
+    <w:p>
+      <w:pPr>
+        <w:spacing w:after="40"/>
+        <w:ind w:left="0" w:firstLine="0"/>
+      </w:pPr>
+      <w:r>
+        <w:rPr>
+          <w:b/>
+        </w:rPr>
+        <w:t xml:space="preserve">3. inverse(projection) — </w:t>
+      </w:r>
+      <w:r>
+        <w:t>Desfaz a perspectiva e recupera uma orientação no espaço da câmera.</w:t>
+      </w:r>
+    </w:p>
+    <w:p>
+      <w:pPr>
+        <w:spacing w:after="40"/>
+        <w:ind w:left="0" w:firstLine="0"/>
+      </w:pPr>
+      <w:r>
+        <w:rPr>
+          <w:b/>
+        </w:rPr>
+        <w:t xml:space="preserve">4. z = -1 e w = 0 — </w:t>
+      </w:r>
+      <w:r>
+        <w:t>Transformamos o resultado em uma direção. w = 0 faz com que translações não alterem o vetor.</w:t>
+      </w:r>
+    </w:p>
+    <w:p>
+      <w:pPr>
+        <w:spacing w:after="40"/>
+        <w:ind w:left="0" w:firstLine="0"/>
+      </w:pPr>
+      <w:r>
+        <w:rPr>
+          <w:b/>
+        </w:rPr>
+        <w:t xml:space="preserve">5. inverse(view) — </w:t>
+      </w:r>
+      <w:r>
+        <w:t>Leva a direção da câmera para world space, respeitando a rotação atual da câmera.</w:t>
+      </w:r>
+    </w:p>
+    <w:p>
+      <w:pPr>
+        <w:spacing w:after="40"/>
+        <w:ind w:left="0" w:firstLine="0"/>
+      </w:pPr>
+      <w:r>
+        <w:rPr>
+          <w:b/>
+        </w:rPr>
+        <w:t xml:space="preserve">6. normalize — </w:t>
+      </w:r>
+      <w:r>
+        <w:t>Garante comprimento 1. Assim a direção representa apenas orientação.</w:t>
+      </w:r>
+    </w:p>
+    <w:p>
+      <w:pPr>
+        <w:spacing w:after="40"/>
+        <w:ind w:left="0" w:firstLine="0"/>
+      </w:pPr>
+      <w:r>
+        <w:rPr>
+          <w:b/>
+        </w:rPr>
+        <w:t xml:space="preserve">7. inverse(view) * (0,0,0,1) — </w:t>
+      </w:r>
+      <w:r>
+        <w:t>Recupera a posição da própria câmera em world space sem precisar conhecer os campos internos de CameraState.</w:t>
+      </w:r>
+    </w:p>
+    <w:p>
+      <w:pPr>
+        <w:pStyle w:val="Heading2"/>
+        <w:spacing w:before="120" w:after="80"/>
+      </w:pPr>
+      <w:r>
+        <w:t>18.9 ALTERAÇÃO F — WM_MOUSEMOVE só guarda o estado do mouse</w:t>
+      </w:r>
+    </w:p>
+    <w:p>
+      <w:r>
+        <w:t>Onde colocar: substitua o TODO existente dentro de case WM_MOUSEMOVE. Não faça a inversão das matrizes aqui.</w:t>
+      </w:r>
+    </w:p>
+    <w:p>
+      <w:pPr>
+        <w:spacing w:before="60" w:after="100" w:line="240" w:lineRule="auto"/>
+        <w:ind w:left="259" w:right="115"/>
+        <w:keepLines/>
+        <w:shd w:fill="F3F5F7"/>
+      </w:pPr>
+      <w:r>
+        <w:rPr>
+          <w:rFonts w:ascii="Consolas" w:hAnsi="Consolas"/>
+          <w:sz w:val="15"/>
+        </w:rPr>
+        <w:t>case WM_MOUSEMOVE:</w:t>
+        <w:br/>
+        <w:t>{</w:t>
+        <w:br/>
+        <w:t xml:space="preserve">    const int mouse_x = static_cast&lt;short&gt;(LOWORD(lparam));</w:t>
+        <w:br/>
+        <w:t xml:space="preserve">    const int mouse_y = static_cast&lt;short&gt;(HIWORD(lparam));</w:t>
+        <w:br/>
+        <w:br/>
+        <w:t xml:space="preserve">    g_mouse_x = static_cast&lt;float&gt;(std::clamp(</w:t>
+        <w:br/>
+        <w:t xml:space="preserve">        mouse_x, 0, std::max(0, g_width - 1)));</w:t>
+        <w:br/>
+        <w:br/>
+        <w:t xml:space="preserve">    g_mouse_y = static_cast&lt;float&gt;(std::clamp(</w:t>
+        <w:br/>
+        <w:t xml:space="preserve">        mouse_y, 0, std::max(0, g_height - 1)));</w:t>
+        <w:br/>
+        <w:br/>
+        <w:t xml:space="preserve">    return 0;</w:t>
+        <w:br/>
+        <w:t>}</w:t>
+      </w:r>
+    </w:p>
+    <w:p>
+      <w:r>
+        <w:t>Por que calcular apenas em render_scene()? Porque o ray precisa de projection e view do frame atual. Essas matrizes já são produzidas na renderização. Manter WM_MOUSEMOVE como entrada e render_scene() como transformação 3D evita estados inconsistentes.</w:t>
+      </w:r>
+    </w:p>
+    <w:p>
+      <w:pPr>
+        <w:pStyle w:val="Heading2"/>
+        <w:spacing w:before="120" w:after="80"/>
+      </w:pPr>
+      <w:r>
+        <w:t>18.10 ALTERAÇÃO G — separar projection e view em render_scene()</w:t>
+      </w:r>
+    </w:p>
+    <w:p>
+      <w:r>
+        <w:t>No código original, procure este trecho logo antes de build_draw_list(g_scene):</w:t>
+      </w:r>
+    </w:p>
+    <w:p>
+      <w:pPr>
+        <w:spacing w:before="60" w:after="100" w:line="240" w:lineRule="auto"/>
+        <w:ind w:left="259" w:right="115"/>
+        <w:keepLines/>
+        <w:shd w:fill="F3F5F7"/>
+      </w:pPr>
+      <w:r>
+        <w:rPr>
+          <w:rFonts w:ascii="Consolas" w:hAnsi="Consolas"/>
+          <w:sz w:val="15"/>
+        </w:rPr>
+        <w:t>const float aspect =</w:t>
+        <w:br/>
+        <w:t xml:space="preserve">    static_cast&lt;float&gt;(g_width) /</w:t>
+        <w:br/>
+        <w:t xml:space="preserve">    static_cast&lt;float&gt;(std::max(1, g_height));</w:t>
+        <w:br/>
+        <w:br/>
+        <w:t>const Mat4 view_projection =</w:t>
+        <w:br/>
+        <w:t xml:space="preserve">    projection_matrix(aspect) * view_matrix(g_camera);</w:t>
+      </w:r>
+    </w:p>
+    <w:p>
+      <w:r>
+        <w:t>Substitua por:</w:t>
+      </w:r>
+    </w:p>
+    <w:p>
+      <w:pPr>
+        <w:spacing w:before="60" w:after="100" w:line="240" w:lineRule="auto"/>
+        <w:ind w:left="259" w:right="115"/>
+        <w:keepLines/>
+        <w:shd w:fill="F3F5F7"/>
+      </w:pPr>
+      <w:r>
+        <w:rPr>
+          <w:rFonts w:ascii="Consolas" w:hAnsi="Consolas"/>
+          <w:sz w:val="15"/>
+        </w:rPr>
+        <w:t>const float aspect =</w:t>
+        <w:br/>
+        <w:t xml:space="preserve">    static_cast&lt;float&gt;(g_width) /</w:t>
+        <w:br/>
+        <w:t xml:space="preserve">    static_cast&lt;float&gt;(std::max(1, g_height));</w:t>
+        <w:br/>
+        <w:br/>
+        <w:t>const Mat4 projection = projection_matrix(aspect);</w:t>
+        <w:br/>
+        <w:t>const Mat4 view = view_matrix(g_camera);</w:t>
+        <w:br/>
+        <w:t>const Mat4 view_projection = projection * view;</w:t>
+        <w:br/>
+        <w:br/>
+        <w:t>const MouseRay mouse_ray = build_mouse_ray(</w:t>
+        <w:br/>
+        <w:t xml:space="preserve">    g_mouse_x,</w:t>
+        <w:br/>
+        <w:t xml:space="preserve">    g_mouse_y,</w:t>
+        <w:br/>
+        <w:t xml:space="preserve">    g_width,</w:t>
+        <w:br/>
+        <w:t xml:space="preserve">    g_height,</w:t>
+        <w:br/>
+        <w:t xml:space="preserve">    projection,</w:t>
+        <w:br/>
+        <w:t xml:space="preserve">    view);</w:t>
+      </w:r>
+    </w:p>
+    <w:p>
+      <w:r>
+        <w:t>O desenho dos objetos continua usando view_projection exatamente como antes. A diferença é que agora também temos projection e view separadas para fazer a unprojection do mouse.</w:t>
+      </w:r>
+    </w:p>
+    <w:p>
+      <w:pPr>
+        <w:pStyle w:val="Heading2"/>
+        <w:spacing w:before="120" w:after="80"/>
+      </w:pPr>
+      <w:r>
+        <w:t>18.11 CHECKPOINT — teste o ray antes do spotlight</w:t>
+      </w:r>
+    </w:p>
+    <w:p>
+      <w:r>
+        <w:t>Antes de mexer no shader para criar o cone, teste mouse_ray.direction usando a directional light da etapa anterior. Onde colocar: imediatamente depois de build_mouse_ray(...) e antes do for que percorre build_draw_list(g_scene).</w:t>
+      </w:r>
+    </w:p>
+    <w:p>
+      <w:pPr>
+        <w:spacing w:before="60" w:after="100" w:line="240" w:lineRule="auto"/>
+        <w:ind w:left="259" w:right="115"/>
+        <w:keepLines/>
+        <w:shd w:fill="F3F5F7"/>
+      </w:pPr>
+      <w:r>
+        <w:rPr>
+          <w:rFonts w:ascii="Consolas" w:hAnsi="Consolas"/>
+          <w:sz w:val="15"/>
+        </w:rPr>
+        <w:t>if (mouse_ray.valid) {</w:t>
+        <w:br/>
+        <w:t xml:space="preserve">    pglUniform3f(</w:t>
+        <w:br/>
+        <w:t xml:space="preserve">        g_light_direction_uniform,</w:t>
+        <w:br/>
+        <w:t xml:space="preserve">        mouse_ray.direction.x,</w:t>
+        <w:br/>
+        <w:t xml:space="preserve">        mouse_ray.direction.y,</w:t>
+        <w:br/>
+        <w:t xml:space="preserve">        mouse_ray.direction.z);</w:t>
+        <w:br/>
+        <w:t>}</w:t>
+      </w:r>
+    </w:p>
+    <w:tbl>
+      <w:tblPr>
+        <w:tblStyle w:val="TableGrid"/>
+        <w:tblW w:type="auto" w:w="0"/>
+        <w:jc w:val="center"/>
+        <w:tblLook w:firstColumn="1" w:firstRow="1" w:lastColumn="0" w:lastRow="0" w:noHBand="0" w:noVBand="1" w:val="04A0"/>
+      </w:tblPr>
+      <w:tblGrid>
+        <w:gridCol w:w="9936"/>
+      </w:tblGrid>
+      <w:tr>
+        <w:tc>
+          <w:tcPr>
+            <w:tcW w:type="dxa" w:w="9936"/>
+            <w:shd w:fill="EAF2F8"/>
+          </w:tcPr>
+          <w:p>
+            <w:pPr>
+              <w:spacing w:after="0"/>
+            </w:pPr>
+            <w:r>
+              <w:rPr>
+                <w:b/>
+                <w:color w:val="1F4E79"/>
+              </w:rPr>
+              <w:t xml:space="preserve">Não pule este teste: </w:t>
+            </w:r>
+            <w:r>
+              <w:t>Se a luz não acompanhar o mouse aqui, o problema está em NDC, inversão ou convenção da matriz. O spotlight adicionaria mais variáveis e esconderia o erro original.</w:t>
+            </w:r>
+          </w:p>
+        </w:tc>
+      </w:tr>
+    </w:tbl>
+    <w:p>
+      <w:pPr>
+        <w:pStyle w:val="Heading2"/>
+        <w:spacing w:before="120" w:after="80"/>
+      </w:pPr>
+      <w:r>
+        <w:t>18.12 Como verificar mentalmente se o ray está correto</w:t>
+      </w:r>
+    </w:p>
+    <w:tbl>
+      <w:tblPr>
+        <w:tblStyle w:val="TableGrid"/>
+        <w:tblW w:type="auto" w:w="0"/>
+        <w:jc w:val="center"/>
+        <w:tblLook w:firstColumn="1" w:firstRow="1" w:lastColumn="0" w:lastRow="0" w:noHBand="0" w:noVBand="1" w:val="04A0"/>
+      </w:tblPr>
+      <w:tblGrid>
+        <w:gridCol w:w="3312"/>
+        <w:gridCol w:w="3312"/>
+        <w:gridCol w:w="3312"/>
+      </w:tblGrid>
+      <w:tr>
+        <w:tc>
+          <w:tcPr>
+            <w:tcW w:type="dxa" w:w="3312"/>
+            <w:shd w:fill="D9EAF7"/>
+          </w:tcPr>
+          <w:p>
+            <w:r>
+              <w:rPr>
+                <w:b/>
+              </w:rPr>
+              <w:t>Posição do cursor</w:t>
+            </w:r>
+          </w:p>
+        </w:tc>
+        <w:tc>
+          <w:tcPr>
+            <w:tcW w:type="dxa" w:w="3312"/>
+            <w:shd w:fill="D9EAF7"/>
+          </w:tcPr>
+          <w:p>
+            <w:r>
+              <w:rPr>
+                <w:b/>
+              </w:rPr>
+              <w:t>NDC esperado</w:t>
+            </w:r>
+          </w:p>
+        </w:tc>
+        <w:tc>
+          <w:tcPr>
+            <w:tcW w:type="dxa" w:w="3312"/>
+            <w:shd w:fill="D9EAF7"/>
+          </w:tcPr>
+          <w:p>
+            <w:r>
+              <w:rPr>
+                <w:b/>
+              </w:rPr>
+              <w:t>Comportamento esperado</w:t>
+            </w:r>
+          </w:p>
+        </w:tc>
+      </w:tr>
+      <w:tr>
+        <w:tc>
+          <w:tcPr>
+            <w:tcW w:type="dxa" w:w="3312"/>
+          </w:tcPr>
+          <w:p>
+            <w:r>
+              <w:t>centro</w:t>
+            </w:r>
+          </w:p>
+        </w:tc>
+        <w:tc>
+          <w:tcPr>
+            <w:tcW w:type="dxa" w:w="3312"/>
+          </w:tcPr>
+          <w:p>
+            <w:r>
+              <w:t>(0, 0)</w:t>
+            </w:r>
+          </w:p>
+        </w:tc>
+        <w:tc>
+          <w:tcPr>
+            <w:tcW w:type="dxa" w:w="3312"/>
+          </w:tcPr>
+          <w:p>
+            <w:r>
+              <w:t>direção próxima do forward da câmera</w:t>
+            </w:r>
+          </w:p>
+        </w:tc>
+      </w:tr>
+      <w:tr>
+        <w:tc>
+          <w:tcPr>
+            <w:tcW w:type="dxa" w:w="3312"/>
+          </w:tcPr>
+          <w:p>
+            <w:r>
+              <w:t>canto superior esquerdo</w:t>
+            </w:r>
+          </w:p>
+        </w:tc>
+        <w:tc>
+          <w:tcPr>
+            <w:tcW w:type="dxa" w:w="3312"/>
+          </w:tcPr>
+          <w:p>
+            <w:r>
+              <w:t>(-1, +1)</w:t>
+            </w:r>
+          </w:p>
+        </w:tc>
+        <w:tc>
+          <w:tcPr>
+            <w:tcW w:type="dxa" w:w="3312"/>
+          </w:tcPr>
+          <w:p>
+            <w:r>
+              <w:t>ray para esquerda e para cima</w:t>
+            </w:r>
+          </w:p>
+        </w:tc>
+      </w:tr>
+      <w:tr>
+        <w:tc>
+          <w:tcPr>
+            <w:tcW w:type="dxa" w:w="3312"/>
+          </w:tcPr>
+          <w:p>
+            <w:r>
+              <w:t>canto superior direito</w:t>
+            </w:r>
+          </w:p>
+        </w:tc>
+        <w:tc>
+          <w:tcPr>
+            <w:tcW w:type="dxa" w:w="3312"/>
+          </w:tcPr>
+          <w:p>
+            <w:r>
+              <w:t>(+1, +1)</w:t>
+            </w:r>
+          </w:p>
+        </w:tc>
+        <w:tc>
+          <w:tcPr>
+            <w:tcW w:type="dxa" w:w="3312"/>
+          </w:tcPr>
+          <w:p>
+            <w:r>
+              <w:t>ray para direita e para cima</w:t>
+            </w:r>
+          </w:p>
+        </w:tc>
+      </w:tr>
+      <w:tr>
+        <w:tc>
+          <w:tcPr>
+            <w:tcW w:type="dxa" w:w="3312"/>
+          </w:tcPr>
+          <w:p>
+            <w:r>
+              <w:t>canto inferior esquerdo</w:t>
+            </w:r>
+          </w:p>
+        </w:tc>
+        <w:tc>
+          <w:tcPr>
+            <w:tcW w:type="dxa" w:w="3312"/>
+          </w:tcPr>
+          <w:p>
+            <w:r>
+              <w:t>(-1, -1)</w:t>
+            </w:r>
+          </w:p>
+        </w:tc>
+        <w:tc>
+          <w:tcPr>
+            <w:tcW w:type="dxa" w:w="3312"/>
+          </w:tcPr>
+          <w:p>
+            <w:r>
+              <w:t>ray para esquerda e para baixo</w:t>
+            </w:r>
+          </w:p>
+        </w:tc>
+      </w:tr>
+      <w:tr>
+        <w:tc>
+          <w:tcPr>
+            <w:tcW w:type="dxa" w:w="3312"/>
+          </w:tcPr>
+          <w:p>
+            <w:r>
+              <w:t>canto inferior direito</w:t>
+            </w:r>
+          </w:p>
+        </w:tc>
+        <w:tc>
+          <w:tcPr>
+            <w:tcW w:type="dxa" w:w="3312"/>
+          </w:tcPr>
+          <w:p>
+            <w:r>
+              <w:t>(+1, -1)</w:t>
+            </w:r>
+          </w:p>
+        </w:tc>
+        <w:tc>
+          <w:tcPr>
+            <w:tcW w:type="dxa" w:w="3312"/>
+          </w:tcPr>
+          <w:p>
+            <w:r>
+              <w:t>ray para direita e para baixo</w:t>
+            </w:r>
+          </w:p>
+        </w:tc>
+      </w:tr>
+    </w:tbl>
+    <w:p>
+      <w:pPr>
+        <w:pStyle w:val="Heading2"/>
+        <w:spacing w:before="120" w:after="80"/>
+      </w:pPr>
+      <w:r>
+        <w:t>18.13 Agora sim: transformar o ray em spotlight</w:t>
+      </w:r>
+    </w:p>
+    <w:p>
+      <w:r>
+        <w:t>O ray já fornece exatamente os dois dados principais da lanterna:</w:t>
+      </w:r>
+    </w:p>
+    <w:p>
+      <w:pPr>
+        <w:pStyle w:val="ListBullet"/>
+        <w:spacing w:after="40"/>
+      </w:pPr>
+      <w:r>
+        <w:t>mouse_ray.origin -&gt; posição da lanterna/câmera em world space.</w:t>
+      </w:r>
+    </w:p>
+    <w:p>
+      <w:pPr>
+        <w:pStyle w:val="ListBullet"/>
+        <w:spacing w:after="40"/>
+      </w:pPr>
+      <w:r>
+        <w:t>mouse_ray.direction -&gt; eixo central do cone em world space.</w:t>
+      </w:r>
+    </w:p>
+    <w:p>
+      <w:r>
+        <w:t>Falta o shader conhecer a posição de cada fragmento em world space e aplicar o teste angular do cone.</w:t>
+      </w:r>
+    </w:p>
+    <w:p>
+      <w:pPr>
+        <w:pStyle w:val="Heading2"/>
+        <w:spacing w:before="120" w:after="80"/>
+      </w:pPr>
+      <w:r>
+        <w:t>18.14 ALTERAÇÃO H — substituir o vertex shader</w:t>
+      </w:r>
+    </w:p>
+    <w:p>
+      <w:r>
+        <w:t>Onde colocar: dentro de initialize_program(), substitua o conteúdo de vertex_shader_source pelo código abaixo.</w:t>
+      </w:r>
+    </w:p>
+    <w:p>
+      <w:pPr>
+        <w:spacing w:before="60" w:after="100" w:line="240" w:lineRule="auto"/>
+        <w:ind w:left="259" w:right="115"/>
+        <w:keepLines/>
+        <w:shd w:fill="F3F5F7"/>
+      </w:pPr>
+      <w:r>
+        <w:rPr>
+          <w:rFonts w:ascii="Consolas" w:hAnsi="Consolas"/>
+          <w:sz w:val="14"/>
+        </w:rPr>
+        <w:t>const char* vertex_shader_source = R"GLSL(</w:t>
+        <w:br/>
+        <w:t>#version 120</w:t>
+        <w:br/>
+        <w:t>attribute vec3 a_pos;</w:t>
+        <w:br/>
+        <w:t>attribute vec3 a_normal;</w:t>
+        <w:br/>
+        <w:t>uniform mat4 u_mvp;</w:t>
+        <w:br/>
+        <w:t>uniform mat4 u_model;</w:t>
+        <w:br/>
+        <w:t>varying vec3 v_normal;</w:t>
+        <w:br/>
+        <w:t>varying vec3 v_world_position;</w:t>
+        <w:br/>
+        <w:br/>
+        <w:t>void main() {</w:t>
+        <w:br/>
+        <w:t xml:space="preserve">    vec4 world_position =</w:t>
+        <w:br/>
+        <w:t xml:space="preserve">        u_model * vec4(a_pos, 1.0);</w:t>
+        <w:br/>
+        <w:br/>
+        <w:t xml:space="preserve">    gl_Position = u_mvp * vec4(a_pos, 1.0);</w:t>
+        <w:br/>
+        <w:br/>
+        <w:t xml:space="preserve">    v_world_position = world_position.xyz;</w:t>
+        <w:br/>
+        <w:t xml:space="preserve">    v_normal = mat3(u_model) * a_normal;</w:t>
+        <w:br/>
+        <w:t>}</w:t>
+        <w:br/>
+        <w:t>)GLSL";</w:t>
+      </w:r>
+    </w:p>
+    <w:p>
+      <w:r>
+        <w:t>Teoria: v_world_position é interpolado entre os vértices. Assim cada fragmento recebe sua posição aproximada em world space, o mesmo espaço em que origin e direction do ray foram calculados.</w:t>
+      </w:r>
+    </w:p>
+    <w:p>
+      <w:pPr>
+        <w:pStyle w:val="Heading2"/>
+        <w:spacing w:before="120" w:after="80"/>
+      </w:pPr>
+      <w:r>
+        <w:t>18.15 ALTERAÇÃO I — substituir o fragment shader pelo spotlight</w:t>
+      </w:r>
+    </w:p>
+    <w:p>
+      <w:r>
+        <w:t>Onde colocar: ainda em initialize_program(), substitua fragment_shader_source.</w:t>
+      </w:r>
+    </w:p>
+    <w:p>
+      <w:pPr>
+        <w:spacing w:before="60" w:after="100" w:line="240" w:lineRule="auto"/>
+        <w:ind w:left="259" w:right="115"/>
+        <w:keepLines/>
+        <w:shd w:fill="F3F5F7"/>
+      </w:pPr>
+      <w:r>
+        <w:rPr>
+          <w:rFonts w:ascii="Consolas" w:hAnsi="Consolas"/>
+          <w:sz w:val="13"/>
+        </w:rPr>
+        <w:t>const char* fragment_shader_source = R"GLSL(</w:t>
+        <w:br/>
+        <w:t>#version 120</w:t>
+        <w:br/>
+        <w:t>uniform vec3 u_color;</w:t>
+        <w:br/>
+        <w:t>uniform vec3 u_light_position;</w:t>
+        <w:br/>
+        <w:t>uniform vec3 u_light_direction;</w:t>
+        <w:br/>
+        <w:t>uniform float u_inner_cutoff;</w:t>
+        <w:br/>
+        <w:t>uniform float u_outer_cutoff;</w:t>
+        <w:br/>
+        <w:br/>
+        <w:t>varying vec3 v_normal;</w:t>
+        <w:br/>
+        <w:t>varying vec3 v_world_position;</w:t>
+        <w:br/>
+        <w:br/>
+        <w:t>void main() {</w:t>
+        <w:br/>
+        <w:t xml:space="preserve">    vec3 normal = normalize(v_normal);</w:t>
+        <w:br/>
+        <w:br/>
+        <w:t xml:space="preserve">    // Superfície -&gt; luz: usado no Lambert.</w:t>
+        <w:br/>
+        <w:t xml:space="preserve">    vec3 to_light =</w:t>
+        <w:br/>
+        <w:t xml:space="preserve">        u_light_position - v_world_position;</w:t>
+        <w:br/>
+        <w:t xml:space="preserve">    vec3 surface_to_light = normalize(to_light);</w:t>
+        <w:br/>
+        <w:br/>
+        <w:t xml:space="preserve">    float diffuse = max(</w:t>
+        <w:br/>
+        <w:t xml:space="preserve">        dot(normal, surface_to_light),</w:t>
+        <w:br/>
+        <w:t xml:space="preserve">        0.0);</w:t>
+        <w:br/>
+        <w:br/>
+        <w:t xml:space="preserve">    // Luz -&gt; fragmento: usado para saber se o fragmento</w:t>
+        <w:br/>
+        <w:t xml:space="preserve">    // está dentro do cone da lanterna.</w:t>
+        <w:br/>
+        <w:t xml:space="preserve">    vec3 light_to_fragment = normalize(</w:t>
+        <w:br/>
+        <w:t xml:space="preserve">        v_world_position - u_light_position);</w:t>
+        <w:br/>
+        <w:br/>
+        <w:t xml:space="preserve">    float theta = dot(</w:t>
+        <w:br/>
+        <w:t xml:space="preserve">        light_to_fragment,</w:t>
+        <w:br/>
+        <w:t xml:space="preserve">        normalize(u_light_direction));</w:t>
+        <w:br/>
+        <w:br/>
+        <w:t xml:space="preserve">    float epsilon =</w:t>
+        <w:br/>
+        <w:t xml:space="preserve">        u_inner_cutoff - u_outer_cutoff;</w:t>
+        <w:br/>
+        <w:br/>
+        <w:t xml:space="preserve">    float spot = clamp(</w:t>
+        <w:br/>
+        <w:t xml:space="preserve">        (theta - u_outer_cutoff) / epsilon,</w:t>
+        <w:br/>
+        <w:t xml:space="preserve">        0.0,</w:t>
+        <w:br/>
+        <w:t xml:space="preserve">        1.0);</w:t>
+        <w:br/>
+        <w:br/>
+        <w:t xml:space="preserve">    float ambient = 0.08;</w:t>
+        <w:br/>
+        <w:t xml:space="preserve">    float lighting = ambient + diffuse * spot;</w:t>
+        <w:br/>
+        <w:br/>
+        <w:t xml:space="preserve">    gl_FragColor = vec4(</w:t>
+        <w:br/>
+        <w:t xml:space="preserve">        u_color * lighting,</w:t>
+        <w:br/>
+        <w:t xml:space="preserve">        1.0);</w:t>
+        <w:br/>
+        <w:t>}</w:t>
+        <w:br/>
+        <w:t>)GLSL";</w:t>
+      </w:r>
+    </w:p>
+    <w:p>
+      <w:pPr>
+        <w:pStyle w:val="Heading2"/>
+        <w:spacing w:before="120" w:after="80"/>
+      </w:pPr>
+      <w:r>
+        <w:t>18.16 Teoria do cone: o que theta mede?</w:t>
+      </w:r>
+    </w:p>
+    <w:p>
+      <w:r>
+        <w:t>u_light_direction é o eixo da lanterna. light_to_fragment aponta da lanterna até o fragmento. O produto escalar entre os dois produz o cosseno do ângulo entre eles:</w:t>
+      </w:r>
+    </w:p>
+    <w:p>
+      <w:pPr>
+        <w:spacing w:before="60" w:after="100" w:line="240" w:lineRule="auto"/>
+        <w:ind w:left="259" w:right="115"/>
+        <w:keepLines/>
+        <w:shd w:fill="F3F5F7"/>
+      </w:pPr>
+      <w:r>
+        <w:rPr>
+          <w:rFonts w:ascii="Consolas" w:hAnsi="Consolas"/>
+          <w:sz w:val="15"/>
+        </w:rPr>
+        <w:t>theta = dot(light_to_fragment, normalize(u_light_direction))</w:t>
+      </w:r>
+    </w:p>
+    <w:p>
+      <w:r>
+        <w:t>Quanto mais o fragmento estiver alinhado com o centro da lanterna, mais theta se aproxima de 1. Os cutoffs são enviados como cossenos dos ângulos:</w:t>
+      </w:r>
+    </w:p>
+    <w:p>
+      <w:pPr>
+        <w:spacing w:before="60" w:after="100" w:line="240" w:lineRule="auto"/>
+        <w:ind w:left="259" w:right="115"/>
+        <w:keepLines/>
+        <w:shd w:fill="F3F5F7"/>
+      </w:pPr>
+      <w:r>
+        <w:rPr>
+          <w:rFonts w:ascii="Consolas" w:hAnsi="Consolas"/>
+          <w:sz w:val="15"/>
+        </w:rPr>
+        <w:t>inner = cos(12 graus) ~= 0.9781476</w:t>
+        <w:br/>
+        <w:t>outer = cos(18 graus) ~= 0.9510565</w:t>
+      </w:r>
+    </w:p>
+    <w:p>
+      <w:r>
+        <w:t>Como cos(12°) é maior que cos(18°), inner_cutoff precisa ser maior que outer_cutoff. A interpolação entre ambos cria uma borda suave em vez de um círculo duro.</w:t>
+      </w:r>
+    </w:p>
+    <w:p>
+      <w:pPr>
+        <w:pStyle w:val="Heading2"/>
+        <w:spacing w:before="120" w:after="80"/>
+      </w:pPr>
+      <w:r>
+        <w:t>18.17 ALTERAÇÃO J — localizar os novos uniforms em initialize_program()</w:t>
+      </w:r>
+    </w:p>
+    <w:p>
+      <w:r>
+        <w:t>Onde colocar: imediatamente depois das linhas que obtêm g_mvp_uniform, g_model_uniform e g_color_uniform.</w:t>
+      </w:r>
+    </w:p>
+    <w:p>
+      <w:pPr>
+        <w:spacing w:before="60" w:after="100" w:line="240" w:lineRule="auto"/>
+        <w:ind w:left="259" w:right="115"/>
+        <w:keepLines/>
+        <w:shd w:fill="F3F5F7"/>
+      </w:pPr>
+      <w:r>
+        <w:rPr>
+          <w:rFonts w:ascii="Consolas" w:hAnsi="Consolas"/>
+          <w:sz w:val="14"/>
+        </w:rPr>
+        <w:t>g_light_position_uniform =</w:t>
+        <w:br/>
+        <w:t xml:space="preserve">    pglGetUniformLocation(g_program, "u_light_position");</w:t>
+        <w:br/>
+        <w:br/>
+        <w:t>g_light_direction_uniform =</w:t>
+        <w:br/>
+        <w:t xml:space="preserve">    pglGetUniformLocation(g_program, "u_light_direction");</w:t>
+        <w:br/>
+        <w:br/>
+        <w:t>g_inner_cutoff_uniform =</w:t>
+        <w:br/>
+        <w:t xml:space="preserve">    pglGetUniformLocation(g_program, "u_inner_cutoff");</w:t>
+        <w:br/>
+        <w:br/>
+        <w:t>g_outer_cutoff_uniform =</w:t>
+        <w:br/>
+        <w:t xml:space="preserve">    pglGetUniformLocation(g_program, "u_outer_cutoff");</w:t>
+      </w:r>
+    </w:p>
+    <w:p>
+      <w:pPr>
+        <w:pStyle w:val="Heading2"/>
+        <w:spacing w:before="120" w:after="80"/>
+      </w:pPr>
+      <w:r>
+        <w:t>18.18 ALTERAÇÃO K — enviar o ray e os cutoffs antes do loop de objetos</w:t>
+      </w:r>
+    </w:p>
+    <w:p>
+      <w:r>
+        <w:t>Onde colocar: em render_scene(), depois de build_mouse_ray(...) e antes de for (const DrawItem&amp; item : build_draw_list(g_scene)). pglUseProgram(g_program) já foi chamado antes nesse método, então este é um local válido para atualizar os uniforms.</w:t>
+      </w:r>
+    </w:p>
+    <w:p>
+      <w:pPr>
+        <w:spacing w:before="60" w:after="100" w:line="240" w:lineRule="auto"/>
+        <w:ind w:left="259" w:right="115"/>
+        <w:keepLines/>
+        <w:shd w:fill="F3F5F7"/>
+      </w:pPr>
+      <w:r>
+        <w:rPr>
+          <w:rFonts w:ascii="Consolas" w:hAnsi="Consolas"/>
+          <w:sz w:val="14"/>
+        </w:rPr>
+        <w:t>if (mouse_ray.valid) {</w:t>
+        <w:br/>
+        <w:t xml:space="preserve">    pglUniform3f(</w:t>
+        <w:br/>
+        <w:t xml:space="preserve">        g_light_position_uniform,</w:t>
+        <w:br/>
+        <w:t xml:space="preserve">        mouse_ray.origin.x,</w:t>
+        <w:br/>
+        <w:t xml:space="preserve">        mouse_ray.origin.y,</w:t>
+        <w:br/>
+        <w:t xml:space="preserve">        mouse_ray.origin.z);</w:t>
+        <w:br/>
+        <w:br/>
+        <w:t xml:space="preserve">    pglUniform3f(</w:t>
+        <w:br/>
+        <w:t xml:space="preserve">        g_light_direction_uniform,</w:t>
+        <w:br/>
+        <w:t xml:space="preserve">        mouse_ray.direction.x,</w:t>
+        <w:br/>
+        <w:t xml:space="preserve">        mouse_ray.direction.y,</w:t>
+        <w:br/>
+        <w:t xml:space="preserve">        mouse_ray.direction.z);</w:t>
+        <w:br/>
+        <w:br/>
+        <w:t xml:space="preserve">    pglUniform1f(</w:t>
+        <w:br/>
+        <w:t xml:space="preserve">        g_inner_cutoff_uniform,</w:t>
+        <w:br/>
+        <w:t xml:space="preserve">        0.9781476f);</w:t>
+        <w:br/>
+        <w:br/>
+        <w:t xml:space="preserve">    pglUniform1f(</w:t>
+        <w:br/>
+        <w:t xml:space="preserve">        g_outer_cutoff_uniform,</w:t>
+        <w:br/>
+        <w:t xml:space="preserve">        0.9510565f);</w:t>
+        <w:br/>
+        <w:t>}</w:t>
+      </w:r>
+    </w:p>
+    <w:tbl>
+      <w:tblPr>
+        <w:tblStyle w:val="TableGrid"/>
+        <w:tblW w:type="auto" w:w="0"/>
+        <w:jc w:val="center"/>
+        <w:tblLook w:firstColumn="1" w:firstRow="1" w:lastColumn="0" w:lastRow="0" w:noHBand="0" w:noVBand="1" w:val="04A0"/>
+      </w:tblPr>
+      <w:tblGrid>
+        <w:gridCol w:w="9936"/>
+      </w:tblGrid>
+      <w:tr>
+        <w:tc>
+          <w:tcPr>
+            <w:tcW w:type="dxa" w:w="9936"/>
+            <w:shd w:fill="EAF2F8"/>
+          </w:tcPr>
+          <w:p>
+            <w:pPr>
+              <w:spacing w:after="0"/>
+            </w:pPr>
+            <w:r>
+              <w:rPr>
+                <w:b/>
+                <w:color w:val="1F4E79"/>
+              </w:rPr>
+              <w:t xml:space="preserve">Importante: </w:t>
+            </w:r>
+            <w:r>
+              <w:t>Não coloque build_mouse_ray() dentro do for dos objetos. O mouse e a câmera geram um único ray por frame; os cubos apenas recebem a mesma iluminação.</w:t>
+            </w:r>
+          </w:p>
+        </w:tc>
+      </w:tr>
+    </w:tbl>
+    <w:p>
+      <w:pPr>
+        <w:pStyle w:val="Heading2"/>
+        <w:spacing w:before="120" w:after="80"/>
+      </w:pPr>
+      <w:r>
+        <w:t>18.19 Como deve ficar a região central de render_scene()</w:t>
+      </w:r>
+    </w:p>
+    <w:p>
+      <w:r>
+        <w:t>Este trecho mostra a posição exata relativa ao código existente. Os vertex attributes continuam antes dele, e o loop de DrawItem continua depois dele.</w:t>
+      </w:r>
+    </w:p>
+    <w:p>
+      <w:pPr>
+        <w:spacing w:before="60" w:after="100" w:line="240" w:lineRule="auto"/>
+        <w:ind w:left="259" w:right="115"/>
+        <w:keepLines/>
+        <w:shd w:fill="F3F5F7"/>
+      </w:pPr>
+      <w:r>
+        <w:rPr>
+          <w:rFonts w:ascii="Consolas" w:hAnsi="Consolas"/>
+          <w:sz w:val="13"/>
+        </w:rPr>
+        <w:t>// ... glVertexAttribPointer de posição e normal já configurados ...</w:t>
+        <w:br/>
+        <w:br/>
+        <w:t>const float aspect =</w:t>
+        <w:br/>
+        <w:t xml:space="preserve">    static_cast&lt;float&gt;(g_width) /</w:t>
+        <w:br/>
+        <w:t xml:space="preserve">    static_cast&lt;float&gt;(std::max(1, g_height));</w:t>
+        <w:br/>
+        <w:br/>
+        <w:t>const Mat4 projection = projection_matrix(aspect);</w:t>
+        <w:br/>
+        <w:t>const Mat4 view = view_matrix(g_camera);</w:t>
+        <w:br/>
+        <w:t>const Mat4 view_projection = projection * view;</w:t>
+        <w:br/>
+        <w:br/>
+        <w:t>const MouseRay mouse_ray = build_mouse_ray(</w:t>
+        <w:br/>
+        <w:t xml:space="preserve">    g_mouse_x,</w:t>
+        <w:br/>
+        <w:t xml:space="preserve">    g_mouse_y,</w:t>
+        <w:br/>
+        <w:t xml:space="preserve">    g_width,</w:t>
+        <w:br/>
+        <w:t xml:space="preserve">    g_height,</w:t>
+        <w:br/>
+        <w:t xml:space="preserve">    projection,</w:t>
+        <w:br/>
+        <w:t xml:space="preserve">    view);</w:t>
+        <w:br/>
+        <w:br/>
+        <w:t>if (mouse_ray.valid) {</w:t>
+        <w:br/>
+        <w:t xml:space="preserve">    pglUniform3f(</w:t>
+        <w:br/>
+        <w:t xml:space="preserve">        g_light_position_uniform,</w:t>
+        <w:br/>
+        <w:t xml:space="preserve">        mouse_ray.origin.x,</w:t>
+        <w:br/>
+        <w:t xml:space="preserve">        mouse_ray.origin.y,</w:t>
+        <w:br/>
+        <w:t xml:space="preserve">        mouse_ray.origin.z);</w:t>
+        <w:br/>
+        <w:br/>
+        <w:t xml:space="preserve">    pglUniform3f(</w:t>
+        <w:br/>
+        <w:t xml:space="preserve">        g_light_direction_uniform,</w:t>
+        <w:br/>
+        <w:t xml:space="preserve">        mouse_ray.direction.x,</w:t>
+        <w:br/>
+        <w:t xml:space="preserve">        mouse_ray.direction.y,</w:t>
+        <w:br/>
+        <w:t xml:space="preserve">        mouse_ray.direction.z);</w:t>
+        <w:br/>
+        <w:br/>
+        <w:t xml:space="preserve">    pglUniform1f(g_inner_cutoff_uniform, 0.9781476f);</w:t>
+        <w:br/>
+        <w:t xml:space="preserve">    pglUniform1f(g_outer_cutoff_uniform, 0.9510565f);</w:t>
+        <w:br/>
+        <w:t>}</w:t>
+        <w:br/>
+        <w:br/>
+        <w:t>for (const DrawItem&amp; item : build_draw_list(g_scene)) {</w:t>
+        <w:br/>
+        <w:t xml:space="preserve">    const Mat4 model_view_projection =</w:t>
+        <w:br/>
+        <w:t xml:space="preserve">        view_projection * item.model;</w:t>
+        <w:br/>
+        <w:br/>
+        <w:t xml:space="preserve">    pglUniformMatrix4fv(</w:t>
+        <w:br/>
+        <w:t xml:space="preserve">        g_mvp_uniform, 1, GL_FALSE,</w:t>
+        <w:br/>
+        <w:t xml:space="preserve">        model_view_projection.m.data());</w:t>
+        <w:br/>
+        <w:br/>
+        <w:t xml:space="preserve">    pglUniformMatrix4fv(</w:t>
+        <w:br/>
+        <w:t xml:space="preserve">        g_model_uniform, 1, GL_FALSE,</w:t>
+        <w:br/>
+        <w:t xml:space="preserve">        item.model.m.data());</w:t>
+        <w:br/>
+        <w:br/>
+        <w:t xml:space="preserve">    pglUniform3f(</w:t>
+        <w:br/>
+        <w:t xml:space="preserve">        g_color_uniform,</w:t>
+        <w:br/>
+        <w:t xml:space="preserve">        item.color.x,</w:t>
+        <w:br/>
+        <w:t xml:space="preserve">        item.color.y,</w:t>
+        <w:br/>
+        <w:t xml:space="preserve">        item.color.z);</w:t>
+        <w:br/>
+        <w:br/>
+        <w:t xml:space="preserve">    glDrawArrays(GL_TRIANGLES, 0, 36);</w:t>
+        <w:br/>
+        <w:t>}</w:t>
+        <w:br/>
+      </w:r>
+    </w:p>
+    <w:p>
+      <w:pPr>
+        <w:pStyle w:val="Heading2"/>
+        <w:spacing w:before="120" w:after="80"/>
+      </w:pPr>
+      <w:r>
+        <w:t>18.20 Mapa final de alterações no arquivo original</w:t>
+      </w:r>
+    </w:p>
+    <w:tbl>
+      <w:tblPr>
+        <w:tblStyle w:val="TableGrid"/>
+        <w:tblW w:type="auto" w:w="0"/>
+        <w:jc w:val="center"/>
+        <w:tblLook w:firstColumn="1" w:firstRow="1" w:lastColumn="0" w:lastRow="0" w:noHBand="0" w:noVBand="1" w:val="04A0"/>
+      </w:tblPr>
+      <w:tblGrid>
+        <w:gridCol w:w="2484"/>
+        <w:gridCol w:w="2484"/>
+        <w:gridCol w:w="2484"/>
+        <w:gridCol w:w="2484"/>
+      </w:tblGrid>
+      <w:tr>
+        <w:tc>
+          <w:tcPr>
+            <w:tcW w:type="dxa" w:w="2484"/>
+            <w:shd w:fill="D9EAF7"/>
+          </w:tcPr>
+          <w:p>
+            <w:r>
+              <w:rPr>
+                <w:b/>
+              </w:rPr>
+              <w:t>Região</w:t>
+            </w:r>
+          </w:p>
+        </w:tc>
+        <w:tc>
+          <w:tcPr>
+            <w:tcW w:type="dxa" w:w="2484"/>
+            <w:shd w:fill="D9EAF7"/>
+          </w:tcPr>
+          <w:p>
+            <w:r>
+              <w:rPr>
+                <w:b/>
+              </w:rPr>
+              <w:t>Referência no código original</w:t>
+            </w:r>
+          </w:p>
+        </w:tc>
+        <w:tc>
+          <w:tcPr>
+            <w:tcW w:type="dxa" w:w="2484"/>
+            <w:shd w:fill="D9EAF7"/>
+          </w:tcPr>
+          <w:p>
+            <w:r>
+              <w:rPr>
+                <w:b/>
+              </w:rPr>
+              <w:t>O que fazer</w:t>
+            </w:r>
+          </w:p>
+        </w:tc>
+        <w:tc>
+          <w:tcPr>
+            <w:tcW w:type="dxa" w:w="2484"/>
+            <w:shd w:fill="D9EAF7"/>
+          </w:tcPr>
+          <w:p>
+            <w:r>
+              <w:rPr>
+                <w:b/>
+              </w:rPr>
+              <w:t>Por quê</w:t>
+            </w:r>
+          </w:p>
+        </w:tc>
+      </w:tr>
+      <w:tr>
+        <w:tc>
+          <w:tcPr>
+            <w:tcW w:type="dxa" w:w="2484"/>
+          </w:tcPr>
+          <w:p>
+            <w:r>
+              <w:t>Includes</w:t>
+            </w:r>
+          </w:p>
+        </w:tc>
+        <w:tc>
+          <w:tcPr>
+            <w:tcW w:type="dxa" w:w="2484"/>
+          </w:tcPr>
+          <w:p>
+            <w:r>
+              <w:t>próximo de &lt;algorithm&gt;/&lt;chrono&gt;</w:t>
+            </w:r>
+          </w:p>
+        </w:tc>
+        <w:tc>
+          <w:tcPr>
+            <w:tcW w:type="dxa" w:w="2484"/>
+          </w:tcPr>
+          <w:p>
+            <w:r>
+              <w:t>adicionar &lt;cmath&gt;</w:t>
+            </w:r>
+          </w:p>
+        </w:tc>
+        <w:tc>
+          <w:tcPr>
+            <w:tcW w:type="dxa" w:w="2484"/>
+          </w:tcPr>
+          <w:p>
+            <w:r>
+              <w:t>sqrt/fabs</w:t>
+            </w:r>
+          </w:p>
+        </w:tc>
+      </w:tr>
+      <w:tr>
+        <w:tc>
+          <w:tcPr>
+            <w:tcW w:type="dxa" w:w="2484"/>
+          </w:tcPr>
+          <w:p>
+            <w:r>
+              <w:t>OpenGL declarations</w:t>
+            </w:r>
+          </w:p>
+        </w:tc>
+        <w:tc>
+          <w:tcPr>
+            <w:tcW w:type="dxa" w:w="2484"/>
+          </w:tcPr>
+          <w:p>
+            <w:r>
+              <w:t>junto de glUniform3f</w:t>
+            </w:r>
+          </w:p>
+        </w:tc>
+        <w:tc>
+          <w:tcPr>
+            <w:tcW w:type="dxa" w:w="2484"/>
+          </w:tcPr>
+          <w:p>
+            <w:r>
+              <w:t>declarar glUniform1f</w:t>
+            </w:r>
+          </w:p>
+        </w:tc>
+        <w:tc>
+          <w:tcPr>
+            <w:tcW w:type="dxa" w:w="2484"/>
+          </w:tcPr>
+          <w:p>
+            <w:r>
+              <w:t>cutoffs</w:t>
+            </w:r>
+          </w:p>
+        </w:tc>
+      </w:tr>
+      <w:tr>
+        <w:tc>
+          <w:tcPr>
+            <w:tcW w:type="dxa" w:w="2484"/>
+          </w:tcPr>
+          <w:p>
+            <w:r>
+              <w:t>load_gl_functions()</w:t>
+            </w:r>
+          </w:p>
+        </w:tc>
+        <w:tc>
+          <w:tcPr>
+            <w:tcW w:type="dxa" w:w="2484"/>
+          </w:tcPr>
+          <w:p>
+            <w:r>
+              <w:t>junto de LOAD_GL_FUNCTION(glUniform3f)</w:t>
+            </w:r>
+          </w:p>
+        </w:tc>
+        <w:tc>
+          <w:tcPr>
+            <w:tcW w:type="dxa" w:w="2484"/>
+          </w:tcPr>
+          <w:p>
+            <w:r>
+              <w:t>carregar glUniform1f</w:t>
+            </w:r>
+          </w:p>
+        </w:tc>
+        <w:tc>
+          <w:tcPr>
+            <w:tcW w:type="dxa" w:w="2484"/>
+          </w:tcPr>
+          <w:p>
+            <w:r>
+              <w:t>ponte WGL</w:t>
+            </w:r>
+          </w:p>
+        </w:tc>
+      </w:tr>
+      <w:tr>
+        <w:tc>
+          <w:tcPr>
+            <w:tcW w:type="dxa" w:w="2484"/>
+          </w:tcPr>
+          <w:p>
+            <w:r>
+              <w:t>Globais</w:t>
+            </w:r>
+          </w:p>
+        </w:tc>
+        <w:tc>
+          <w:tcPr>
+            <w:tcW w:type="dxa" w:w="2484"/>
+          </w:tcPr>
+          <w:p>
+            <w:r>
+              <w:t>depois de g_color_uniform</w:t>
+            </w:r>
+          </w:p>
+        </w:tc>
+        <w:tc>
+          <w:tcPr>
+            <w:tcW w:type="dxa" w:w="2484"/>
+          </w:tcPr>
+          <w:p>
+            <w:r>
+              <w:t>uniforms do spotlight + mouse</w:t>
+            </w:r>
+          </w:p>
+        </w:tc>
+        <w:tc>
+          <w:tcPr>
+            <w:tcW w:type="dxa" w:w="2484"/>
+          </w:tcPr>
+          <w:p>
+            <w:r>
+              <w:t>estado</w:t>
+            </w:r>
+          </w:p>
+        </w:tc>
+      </w:tr>
+      <w:tr>
+        <w:tc>
+          <w:tcPr>
+            <w:tcW w:type="dxa" w:w="2484"/>
+          </w:tcPr>
+          <w:p>
+            <w:r>
+              <w:t>Helpers</w:t>
+            </w:r>
+          </w:p>
+        </w:tc>
+        <w:tc>
+          <w:tcPr>
+            <w:tcW w:type="dxa" w:w="2484"/>
+          </w:tcPr>
+          <w:p>
+            <w:r>
+              <w:t>após #undef LOAD_GL_FUNCTION</w:t>
+            </w:r>
+          </w:p>
+        </w:tc>
+        <w:tc>
+          <w:tcPr>
+            <w:tcW w:type="dxa" w:w="2484"/>
+          </w:tcPr>
+          <w:p>
+            <w:r>
+              <w:t>Vec4f, MouseRay, multiply, normalize, invert, build_mouse_ray</w:t>
+            </w:r>
+          </w:p>
+        </w:tc>
+        <w:tc>
+          <w:tcPr>
+            <w:tcW w:type="dxa" w:w="2484"/>
+          </w:tcPr>
+          <w:p>
+            <w:r>
+              <w:t>unprojection</w:t>
+            </w:r>
+          </w:p>
+        </w:tc>
+      </w:tr>
+      <w:tr>
+        <w:tc>
+          <w:tcPr>
+            <w:tcW w:type="dxa" w:w="2484"/>
+          </w:tcPr>
+          <w:p>
+            <w:r>
+              <w:t>initialize_program()</w:t>
+            </w:r>
+          </w:p>
+        </w:tc>
+        <w:tc>
+          <w:tcPr>
+            <w:tcW w:type="dxa" w:w="2484"/>
+          </w:tcPr>
+          <w:p>
+            <w:r>
+              <w:t>vertex_shader_source</w:t>
+            </w:r>
+          </w:p>
+        </w:tc>
+        <w:tc>
+          <w:tcPr>
+            <w:tcW w:type="dxa" w:w="2484"/>
+          </w:tcPr>
+          <w:p>
+            <w:r>
+              <w:t>adicionar v_world_position</w:t>
+            </w:r>
+          </w:p>
+        </w:tc>
+        <w:tc>
+          <w:tcPr>
+            <w:tcW w:type="dxa" w:w="2484"/>
+          </w:tcPr>
+          <w:p>
+            <w:r>
+              <w:t>world space</w:t>
+            </w:r>
+          </w:p>
+        </w:tc>
+      </w:tr>
+      <w:tr>
+        <w:tc>
+          <w:tcPr>
+            <w:tcW w:type="dxa" w:w="2484"/>
+          </w:tcPr>
+          <w:p>
+            <w:r>
+              <w:t>initialize_program()</w:t>
+            </w:r>
+          </w:p>
+        </w:tc>
+        <w:tc>
+          <w:tcPr>
+            <w:tcW w:type="dxa" w:w="2484"/>
+          </w:tcPr>
+          <w:p>
+            <w:r>
+              <w:t>fragment_shader_source</w:t>
+            </w:r>
+          </w:p>
+        </w:tc>
+        <w:tc>
+          <w:tcPr>
+            <w:tcW w:type="dxa" w:w="2484"/>
+          </w:tcPr>
+          <w:p>
+            <w:r>
+              <w:t>spotlight</w:t>
+            </w:r>
+          </w:p>
+        </w:tc>
+        <w:tc>
+          <w:tcPr>
+            <w:tcW w:type="dxa" w:w="2484"/>
+          </w:tcPr>
+          <w:p>
+            <w:r>
+              <w:t>Lambert + cone</w:t>
+            </w:r>
+          </w:p>
+        </w:tc>
+      </w:tr>
+      <w:tr>
+        <w:tc>
+          <w:tcPr>
+            <w:tcW w:type="dxa" w:w="2484"/>
+          </w:tcPr>
+          <w:p>
+            <w:r>
+              <w:t>initialize_program()</w:t>
+            </w:r>
+          </w:p>
+        </w:tc>
+        <w:tc>
+          <w:tcPr>
+            <w:tcW w:type="dxa" w:w="2484"/>
+          </w:tcPr>
+          <w:p>
+            <w:r>
+              <w:t>uniform locations</w:t>
+            </w:r>
+          </w:p>
+        </w:tc>
+        <w:tc>
+          <w:tcPr>
+            <w:tcW w:type="dxa" w:w="2484"/>
+          </w:tcPr>
+          <w:p>
+            <w:r>
+              <w:t>buscar 4 novos uniforms</w:t>
+            </w:r>
+          </w:p>
+        </w:tc>
+        <w:tc>
+          <w:tcPr>
+            <w:tcW w:type="dxa" w:w="2484"/>
+          </w:tcPr>
+          <w:p>
+            <w:r>
+              <w:t>CPU -&gt; GPU</w:t>
+            </w:r>
+          </w:p>
+        </w:tc>
+      </w:tr>
+      <w:tr>
+        <w:tc>
+          <w:tcPr>
+            <w:tcW w:type="dxa" w:w="2484"/>
+          </w:tcPr>
+          <w:p>
+            <w:r>
+              <w:t>WM_MOUSEMOVE</w:t>
+            </w:r>
+          </w:p>
+        </w:tc>
+        <w:tc>
+          <w:tcPr>
+            <w:tcW w:type="dxa" w:w="2484"/>
+          </w:tcPr>
+          <w:p>
+            <w:r>
+              <w:t>TODO existente</w:t>
+            </w:r>
+          </w:p>
+        </w:tc>
+        <w:tc>
+          <w:tcPr>
+            <w:tcW w:type="dxa" w:w="2484"/>
+          </w:tcPr>
+          <w:p>
+            <w:r>
+              <w:t>salvar X/Y</w:t>
+            </w:r>
+          </w:p>
+        </w:tc>
+        <w:tc>
+          <w:tcPr>
+            <w:tcW w:type="dxa" w:w="2484"/>
+          </w:tcPr>
+          <w:p>
+            <w:r>
+              <w:t>input 2D</w:t>
+            </w:r>
+          </w:p>
+        </w:tc>
+      </w:tr>
+      <w:tr>
+        <w:tc>
+          <w:tcPr>
+            <w:tcW w:type="dxa" w:w="2484"/>
+          </w:tcPr>
+          <w:p>
+            <w:r>
+              <w:t>render_scene()</w:t>
+            </w:r>
+          </w:p>
+        </w:tc>
+        <w:tc>
+          <w:tcPr>
+            <w:tcW w:type="dxa" w:w="2484"/>
+          </w:tcPr>
+          <w:p>
+            <w:r>
+              <w:t>bloco aspect/view_projection</w:t>
+            </w:r>
+          </w:p>
+        </w:tc>
+        <w:tc>
+          <w:tcPr>
+            <w:tcW w:type="dxa" w:w="2484"/>
+          </w:tcPr>
+          <w:p>
+            <w:r>
+              <w:t>separar projection/view e construir ray</w:t>
+            </w:r>
+          </w:p>
+        </w:tc>
+        <w:tc>
+          <w:tcPr>
+            <w:tcW w:type="dxa" w:w="2484"/>
+          </w:tcPr>
+          <w:p>
+            <w:r>
+              <w:t>2D -&gt; 3D</w:t>
+            </w:r>
+          </w:p>
+        </w:tc>
+      </w:tr>
+      <w:tr>
+        <w:tc>
+          <w:tcPr>
+            <w:tcW w:type="dxa" w:w="2484"/>
+          </w:tcPr>
+          <w:p>
+            <w:r>
+              <w:t>render_scene()</w:t>
+            </w:r>
+          </w:p>
+        </w:tc>
+        <w:tc>
+          <w:tcPr>
+            <w:tcW w:type="dxa" w:w="2484"/>
+          </w:tcPr>
+          <w:p>
+            <w:r>
+              <w:t>antes de build_draw_list</w:t>
+            </w:r>
+          </w:p>
+        </w:tc>
+        <w:tc>
+          <w:tcPr>
+            <w:tcW w:type="dxa" w:w="2484"/>
+          </w:tcPr>
+          <w:p>
+            <w:r>
+              <w:t>enviar origin/direction/cutoffs</w:t>
+            </w:r>
+          </w:p>
+        </w:tc>
+        <w:tc>
+          <w:tcPr>
+            <w:tcW w:type="dxa" w:w="2484"/>
+          </w:tcPr>
+          <w:p>
+            <w:r>
+              <w:t>lanterna por frame</w:t>
+            </w:r>
+          </w:p>
+        </w:tc>
+      </w:tr>
+      <w:tr>
+        <w:tc>
+          <w:tcPr>
+            <w:tcW w:type="dxa" w:w="2484"/>
+          </w:tcPr>
+          <w:p>
+            <w:r>
+              <w:t>loop DrawItem</w:t>
+            </w:r>
+          </w:p>
+        </w:tc>
+        <w:tc>
+          <w:tcPr>
+            <w:tcW w:type="dxa" w:w="2484"/>
+          </w:tcPr>
+          <w:p>
+            <w:r>
+              <w:t>já existente</w:t>
+            </w:r>
+          </w:p>
+        </w:tc>
+        <w:tc>
+          <w:tcPr>
+            <w:tcW w:type="dxa" w:w="2484"/>
+          </w:tcPr>
+          <w:p>
+            <w:r>
+              <w:t>manter MVP/model/color/draw</w:t>
+            </w:r>
+          </w:p>
+        </w:tc>
+        <w:tc>
+          <w:tcPr>
+            <w:tcW w:type="dxa" w:w="2484"/>
+          </w:tcPr>
+          <w:p>
+            <w:r>
+              <w:t>desenho</w:t>
+            </w:r>
+          </w:p>
+        </w:tc>
+      </w:tr>
+    </w:tbl>
+    <w:p>
+      <w:pPr>
+        <w:pStyle w:val="Heading2"/>
+        <w:spacing w:before="120" w:after="80"/>
+      </w:pPr>
+      <w:r>
+        <w:t>18.21 Ordem correta para testar sem se perder</w:t>
+      </w:r>
+    </w:p>
+    <w:p>
+      <w:pPr>
+        <w:spacing w:after="40"/>
+      </w:pPr>
+      <w:r>
+        <w:t>1. Compile somente depois de adicionar &lt;cmath&gt; e os helpers. Corrija qualquer incompatibilidade real de Mat4 antes de continuar.</w:t>
+      </w:r>
+    </w:p>
+    <w:p>
+      <w:pPr>
+        <w:spacing w:after="40"/>
+      </w:pPr>
+      <w:r>
+        <w:t>2. Teste invert_mat4 indiretamente usando apenas a directional light e mouse_ray.direction.</w:t>
+      </w:r>
+    </w:p>
+    <w:p>
+      <w:pPr>
+        <w:spacing w:after="40"/>
+      </w:pPr>
+      <w:r>
+        <w:t>3. No centro da tela, o ray deve apontar aproximadamente para o forward da câmera.</w:t>
+      </w:r>
+    </w:p>
+    <w:p>
+      <w:pPr>
+        <w:spacing w:after="40"/>
+      </w:pPr>
+      <w:r>
+        <w:t>4. Mova para os cantos: a direção precisa inclinar de forma coerente.</w:t>
+      </w:r>
+    </w:p>
+    <w:p>
+      <w:pPr>
+        <w:spacing w:after="40"/>
+      </w:pPr>
+      <w:r>
+        <w:t>5. Só então substitua os shaders pelo spotlight.</w:t>
+      </w:r>
+    </w:p>
+    <w:p>
+      <w:pPr>
+        <w:spacing w:after="40"/>
+      </w:pPr>
+      <w:r>
+        <w:t>6. Confirme que u_light_position recebe mouse_ray.origin.</w:t>
+      </w:r>
+    </w:p>
+    <w:p>
+      <w:pPr>
+        <w:spacing w:after="40"/>
+      </w:pPr>
+      <w:r>
+        <w:t>7. Confirme que u_light_direction recebe mouse_ray.direction.</w:t>
+      </w:r>
+    </w:p>
+    <w:p>
+      <w:pPr>
+        <w:spacing w:after="40"/>
+      </w:pPr>
+      <w:r>
+        <w:t>8. Se o cone estiver invertido, revise a convenção light_to_fragment versus u_light_direction antes de trocar sinais aleatoriamente.</w:t>
+      </w:r>
+    </w:p>
+    <w:p>
+      <w:pPr>
+        <w:spacing w:after="40"/>
+      </w:pPr>
+      <w:r>
+        <w:t>9. Depois que tudo funcionar, adicione atenuação por distância e specular como melhorias separadas.</w:t>
+      </w:r>
+    </w:p>
+    <w:p>
+      <w:pPr>
+        <w:pStyle w:val="Heading2"/>
+        <w:spacing w:before="120" w:after="80"/>
+      </w:pPr>
+      <w:r>
+        <w:t>18.22 Erros específicos desta implementação</w:t>
+      </w:r>
+    </w:p>
+    <w:p>
+      <w:r>
+        <w:rPr>
+          <w:b/>
+        </w:rPr>
+        <w:t xml:space="preserve">Compila, mas o ray aponta para lados estranhos — </w:t>
+      </w:r>
+      <w:r>
+        <w:t>Provável diferença de layout row-major/column-major em Mat4::m. Compare multiply_mat4_vec4 com a implementação real de engine.hpp.</w:t>
+      </w:r>
+    </w:p>
+    <w:p>
+      <w:r>
+        <w:rPr>
+          <w:b/>
+        </w:rPr>
+        <w:t xml:space="preserve">invert_mat4 retorna false — </w:t>
+      </w:r>
+      <w:r>
+        <w:t>A matriz foi considerada singular. Projection/view válidas normalmente são invertíveis; isso aponta para dados incorretos ou layout incompatível.</w:t>
+      </w:r>
+    </w:p>
+    <w:p>
+      <w:r>
+        <w:rPr>
+          <w:b/>
+        </w:rPr>
+        <w:t xml:space="preserve">Centro da tela não corresponde ao forward — </w:t>
+      </w:r>
+      <w:r>
+        <w:t>Verifique a convenção de Z do seu projection_matrix. O helper usa a convenção OpenGL em que a câmera olha para -Z em view space.</w:t>
+      </w:r>
+    </w:p>
+    <w:p>
+      <w:r>
+        <w:rPr>
+          <w:b/>
+        </w:rPr>
+        <w:t xml:space="preserve">Y está invertido — </w:t>
+      </w:r>
+      <w:r>
+        <w:t>Confirme ndc_y = 1 - 2*y/height.</w:t>
+      </w:r>
+    </w:p>
+    <w:p>
+      <w:r>
+        <w:rPr>
+          <w:b/>
+        </w:rPr>
+        <w:t xml:space="preserve">Spotlight ilumina atrás da câmera — </w:t>
+      </w:r>
+      <w:r>
+        <w:t>A direção do cone ou light_to_fragment está invertida. O ray deve apontar câmera -&gt; cena.</w:t>
+      </w:r>
+    </w:p>
+    <w:p>
+      <w:r>
+        <w:rPr>
+          <w:b/>
+        </w:rPr>
+        <w:t xml:space="preserve">Objeto move e a luz parece presa ao objeto — </w:t>
+      </w:r>
+      <w:r>
+        <w:t>v_world_position ou v_normal não estão no mesmo world space da luz.</w:t>
+      </w:r>
+    </w:p>
+    <w:p>
+      <w:r>
+        <w:rPr>
+          <w:b/>
+        </w:rPr>
+        <w:t xml:space="preserve">Tudo fica quase escuro — </w:t>
+      </w:r>
+      <w:r>
+        <w:t>Comece com cone mais aberto, por exemplo inner 12° e outer 18°, e mantenha ambient em 0.08 ou 0.15 durante a depuração.</w:t>
+      </w:r>
+    </w:p>
+    <w:p>
+      <w:pPr>
+        <w:pStyle w:val="Heading2"/>
+        <w:spacing w:before="120" w:after="80"/>
+      </w:pPr>
+      <w:r>
+        <w:t>18.23 O ponto que ainda depende de engine.hpp</w:t>
+      </w:r>
+    </w:p>
+    <w:p>
+      <w:r>
+        <w:t>A única parte que não pode ser comprovada apenas pelo .cpp enviado é a convenção interna de Mat4::m, porque a definição de Mat4 está em ../common/engine.hpp e esse arquivo não foi fornecido. A solução acima escolhe a convenção mais coerente com o upload OpenGL atual. Se você fornecer engine.hpp, esse pequeno ponto pode ser verificado e o helper pode ser ajustado para ficar 100% alinhado à sua implementação matemática.</w:t>
+      </w:r>
+    </w:p>
+    <w:tbl>
+      <w:tblPr>
+        <w:tblStyle w:val="TableGrid"/>
+        <w:tblW w:type="auto" w:w="0"/>
+        <w:jc w:val="center"/>
+        <w:tblLook w:firstColumn="1" w:firstRow="1" w:lastColumn="0" w:lastRow="0" w:noHBand="0" w:noVBand="1" w:val="04A0"/>
+      </w:tblPr>
+      <w:tblGrid>
+        <w:gridCol w:w="9936"/>
+      </w:tblGrid>
+      <w:tr>
+        <w:tc>
+          <w:tcPr>
+            <w:tcW w:type="dxa" w:w="9936"/>
+            <w:shd w:fill="EAF2F8"/>
+          </w:tcPr>
+          <w:p>
+            <w:pPr>
+              <w:spacing w:after="0"/>
+            </w:pPr>
+            <w:r>
+              <w:rPr>
+                <w:b/>
+                <w:color w:val="1F4E79"/>
+              </w:rPr>
+              <w:t xml:space="preserve">Resultado final: </w:t>
+            </w:r>
+            <w:r>
+              <w:t>Depois dessas alterações, o cursor não estará apenas alterando artificialmente um vec3. Cada posição do mouse será convertida em um ray real em world space. Esse ray fornece a origem e o eixo do spotlight, permitindo que a lanterna acompanhe corretamente a perspectiva e a rotação futura da câmera.</w:t>
+            </w:r>
+          </w:p>
+        </w:tc>
+      </w:tr>
+    </w:tbl>
     <w:sectPr>
       <w:footerReference w:type="default" r:id="rId9"/>
       <w:pgSz w:w="12240" w:h="15840"/>
